--- a/docs/02-LLD-Low-Level-Design.docx
+++ b/docs/02-LLD-Low-Level-Design.docx
@@ -496,7 +496,7 @@
                 <w:sz w:val="19"/>
                 <w:szCs w:val="19"/>
               </w:rPr>
-              <w:t xml:space="preserve">1.1</w:t>
+              <w:t xml:space="preserve">1.2</w:t>
             </w:r>
           </w:p>
         </w:tc>
@@ -904,7 +904,7 @@
                 <w:sz w:val="19"/>
                 <w:szCs w:val="19"/>
               </w:rPr>
-              <w:t xml:space="preserve">main · b6affcd</w:t>
+              <w:t xml:space="preserve">main · 3338398 (+ modifiche non ancora committate)</w:t>
             </w:r>
           </w:p>
         </w:tc>
@@ -1465,7 +1465,24 @@
           <w:sz w:val="17"/>
           <w:szCs w:val="17"/>
         </w:rPr>
-        <w:t xml:space="preserve">│       │                   entraDirectory, wlcCredentials</w:t>
+        <w:t xml:space="preserve">│       │                   entraDirectory, wlcCredentials,</w:t>
+      </w:r>
+    </w:p>
+    <w:p>
+      <w:pPr>
+        <w:keepLines/>
+        <w:shd w:fill="F0F0F0" w:color="auto" w:val="clear"/>
+        <w:spacing w:after="0" w:before="0" w:line="240"/>
+        <w:ind w:left="140" w:right="140"/>
+      </w:pPr>
+      <w:r>
+        <w:rPr>
+          <w:rFonts w:ascii="Consolas" w:cs="Consolas" w:eastAsia="Consolas" w:hAnsi="Consolas"/>
+          <w:color w:val="212121"/>
+          <w:sz w:val="17"/>
+          <w:szCs w:val="17"/>
+        </w:rPr>
+        <w:t xml:space="preserve">│       │                   wlcGuest, wlcPresence</w:t>
       </w:r>
     </w:p>
     <w:p>
@@ -13794,7 +13811,7 @@
           <w:sz w:val="17"/>
           <w:szCs w:val="17"/>
         </w:rPr>
-        <w:t xml:space="preserve">username = "g." + &lt;slug del nome, max 8 lettere&gt; + &lt;3 cifre&gt;      es.  g.mrossi417</w:t>
+        <w:t xml:space="preserve">username = "g." + &lt;slug del nome, max 8 lettere&gt; + &lt;3 cifre&gt;   es.  g.mrossi417</w:t>
       </w:r>
     </w:p>
     <w:p>
@@ -13811,7 +13828,7 @@
           <w:sz w:val="17"/>
           <w:szCs w:val="17"/>
         </w:rPr>
-        <w:t xml:space="preserve">password = "DOMPE-" + &lt;8 caratteri&gt;                               es.  DOMPE-k7Rm2xQp</w:t>
+        <w:t xml:space="preserve">password = 12 caratteri casuali                                es.  Kt7mRq4Wnx2F</w:t>
       </w:r>
     </w:p>
     <w:p>
@@ -13845,7 +13862,7 @@
           <w:sz w:val="17"/>
           <w:szCs w:val="17"/>
         </w:rPr>
-        <w:t xml:space="preserve">Alfabeto: ABCDEFGHJKLMNPQRSTUVWXYZabcdefghjkmnpqrstuvwxyz23456789</w:t>
+        <w:t xml:space="preserve">Alfabeto: ABCDEFGHJKLMNPQRSTUVWXYZ abcdefghjkmnpqrstuvwxyz 23456789</w:t>
       </w:r>
     </w:p>
     <w:p>
@@ -13862,7 +13879,24 @@
           <w:sz w:val="17"/>
           <w:szCs w:val="17"/>
         </w:rPr>
-        <w:t xml:space="preserve">          (senza I, O, l, 0 — si dettano e si trascrivono a voce)</w:t>
+        <w:t xml:space="preserve">          (senza I O i l o 0 1 — si dettano e si trascrivono a voce)</w:t>
+      </w:r>
+    </w:p>
+    <w:p>
+      <w:pPr>
+        <w:keepLines/>
+        <w:shd w:fill="F0F0F0" w:color="auto" w:val="clear"/>
+        <w:spacing w:after="0" w:before="0" w:line="240"/>
+        <w:ind w:left="140" w:right="140"/>
+      </w:pPr>
+      <w:r>
+        <w:rPr>
+          <w:rFonts w:ascii="Consolas" w:cs="Consolas" w:eastAsia="Consolas" w:hAnsi="Consolas"/>
+          <w:color w:val="212121"/>
+          <w:sz w:val="17"/>
+          <w:szCs w:val="17"/>
+        </w:rPr>
+        <w:t xml:space="preserve">Garanzia: almeno una maiuscola, una minuscola e una cifra, poi mescolate</w:t>
       </w:r>
     </w:p>
     <w:p>
@@ -13880,6 +13914,174 @@
           <w:szCs w:val="17"/>
         </w:rPr>
         <w:t xml:space="preserve">Sorgente: crypto.randomInt() — generatore crittografico, non Math.random()</w:t>
+      </w:r>
+    </w:p>
+    <w:tbl>
+      <w:tblPr>
+        <w:tblW w:type="dxa" w:w="9638"/>
+        <w:tblBorders>
+          <w:top w:val="none"/>
+          <w:left w:val="single" w:color="DC3230" w:sz="18"/>
+          <w:bottom w:val="none"/>
+          <w:right w:val="none"/>
+          <w:insideH w:val="none"/>
+          <w:insideV w:val="none"/>
+        </w:tblBorders>
+      </w:tblPr>
+      <w:tblGrid>
+        <w:gridCol w:w="9638"/>
+      </w:tblGrid>
+      <w:tr>
+        <w:tc>
+          <w:tcPr>
+            <w:tcW w:type="dxa" w:w="9638"/>
+            <w:shd w:fill="FEE2E2" w:color="auto" w:val="clear"/>
+            <w:tcMar>
+              <w:top w:type="dxa" w:w="120"/>
+              <w:left w:type="dxa" w:w="180"/>
+              <w:bottom w:type="dxa" w:w="120"/>
+              <w:right w:type="dxa" w:w="180"/>
+            </w:tcMar>
+          </w:tcPr>
+          <w:p>
+            <w:pPr>
+              <w:spacing w:after="60"/>
+            </w:pPr>
+            <w:r>
+              <w:rPr>
+                <w:rFonts w:ascii="Arial" w:cs="Arial" w:eastAsia="Arial" w:hAnsi="Arial"/>
+                <w:b/>
+                <w:bCs/>
+                <w:color w:val="DC3230"/>
+                <w:sz w:val="20"/>
+                <w:szCs w:val="20"/>
+              </w:rPr>
+              <w:t xml:space="preserve">Il prefisso è stato tolto</w:t>
+            </w:r>
+          </w:p>
+          <w:p>
+            <w:pPr>
+              <w:spacing w:after="0" w:line="276"/>
+            </w:pPr>
+            <w:r>
+              <w:rPr>
+                <w:rFonts w:ascii="Arial" w:cs="Arial" w:eastAsia="Arial" w:hAnsi="Arial"/>
+                <w:color w:val="212121"/>
+                <w:sz w:val="20"/>
+                <w:szCs w:val="20"/>
+              </w:rPr>
+              <w:t xml:space="preserve">La password era </w:t>
+            </w:r>
+            <w:r>
+              <w:rPr>
+                <w:rFonts w:ascii="Consolas" w:cs="Consolas" w:eastAsia="Consolas" w:hAnsi="Consolas"/>
+                <w:b w:val="false"/>
+                <w:bCs w:val="false"/>
+                <w:color w:val="0A5D65"/>
+                <w:sz w:val="18"/>
+                <w:szCs w:val="18"/>
+              </w:rPr>
+              <w:t xml:space="preserve">DOMPE-</w:t>
+            </w:r>
+            <w:r>
+              <w:rPr>
+                <w:rFonts w:ascii="Arial" w:cs="Arial" w:eastAsia="Arial" w:hAnsi="Arial"/>
+                <w:color w:val="212121"/>
+                <w:sz w:val="20"/>
+                <w:szCs w:val="20"/>
+              </w:rPr>
+              <w:t xml:space="preserve"> seguito da 8 caratteri casuali: </w:t>
+            </w:r>
+            <w:r>
+              <w:rPr>
+                <w:rFonts w:ascii="Arial" w:cs="Arial" w:eastAsia="Arial" w:hAnsi="Arial"/>
+                <w:b/>
+                <w:bCs/>
+                <w:color w:val="212121"/>
+                <w:sz w:val="20"/>
+                <w:szCs w:val="20"/>
+              </w:rPr>
+              <w:t xml:space="preserve">sei caratteri che qualunque ospite poteva prevedere</w:t>
+            </w:r>
+            <w:r>
+              <w:rPr>
+                <w:rFonts w:ascii="Arial" w:cs="Arial" w:eastAsia="Arial" w:hAnsi="Arial"/>
+                <w:color w:val="212121"/>
+                <w:sz w:val="20"/>
+                <w:szCs w:val="20"/>
+              </w:rPr>
+              <w:t xml:space="preserve">, e che la facevano sembrare più lunga di quanto fosse. Ora sono 12 caratteri interamente casuali su un alfabeto di 55 — circa 69 bit — ancora digitabili da un telefono. Gli account già creati mantengono la password che hanno fino al reinvio.</w:t>
+            </w:r>
+          </w:p>
+        </w:tc>
+      </w:tr>
+    </w:tbl>
+    <w:p>
+      <w:pPr>
+        <w:spacing w:after="140" w:line="288"/>
+      </w:pPr>
+      <w:r>
+        <w:rPr>
+          <w:rFonts w:ascii="Arial" w:cs="Arial" w:eastAsia="Arial" w:hAnsi="Arial"/>
+          <w:color w:val="212121"/>
+          <w:sz w:val="21"/>
+          <w:szCs w:val="21"/>
+        </w:rPr>
+        <w:t xml:space="preserve">Il carattere di ciascuna classe è inserito per primo e poi mescolato, così la garanzia è rispettata anche con un controller che pretende un insieme misto, senza che le posizioni siano prevedibili.</w:t>
+      </w:r>
+    </w:p>
+    <w:p>
+      <w:pPr>
+        <w:spacing w:after="140" w:line="288"/>
+      </w:pPr>
+      <w:r>
+        <w:rPr>
+          <w:rFonts w:ascii="Arial" w:cs="Arial" w:eastAsia="Arial" w:hAnsi="Arial"/>
+          <w:color w:val="212121"/>
+          <w:sz w:val="21"/>
+          <w:szCs w:val="21"/>
+        </w:rPr>
+        <w:t xml:space="preserve">L’username generato è confrontato con </w:t>
+      </w:r>
+      <w:r>
+        <w:rPr>
+          <w:rFonts w:ascii="Arial" w:cs="Arial" w:eastAsia="Arial" w:hAnsi="Arial"/>
+          <w:b/>
+          <w:bCs/>
+          <w:color w:val="212121"/>
+          <w:sz w:val="21"/>
+          <w:szCs w:val="21"/>
+        </w:rPr>
+        <w:t xml:space="preserve">tutti gli ospiti mai registrati</w:t>
+      </w:r>
+      <w:r>
+        <w:rPr>
+          <w:rFonts w:ascii="Arial" w:cs="Arial" w:eastAsia="Arial" w:hAnsi="Arial"/>
+          <w:color w:val="212121"/>
+          <w:sz w:val="21"/>
+          <w:szCs w:val="21"/>
+        </w:rPr>
+        <w:t xml:space="preserve"> (</w:t>
+      </w:r>
+      <w:r>
+        <w:rPr>
+          <w:rFonts w:ascii="Consolas" w:cs="Consolas" w:eastAsia="Consolas" w:hAnsi="Consolas"/>
+          <w:b w:val="false"/>
+          <w:bCs w:val="false"/>
+          <w:color w:val="0A5D65"/>
+          <w:sz w:val="19"/>
+          <w:szCs w:val="19"/>
+        </w:rPr>
+        <w:t xml:space="preserve">guestUsernameExists</w:t>
+      </w:r>
+      <w:r>
+        <w:rPr>
+          <w:rFonts w:ascii="Arial" w:cs="Arial" w:eastAsia="Arial" w:hAnsi="Arial"/>
+          <w:color w:val="212121"/>
+          <w:sz w:val="21"/>
+          <w:szCs w:val="21"/>
+        </w:rPr>
+        <w:t xml:space="preserve">), non solo con quelli della sede: un username riusato erediterebbe sul controller un account creato in precedenza, con la sua durata e la sua scadenza.</w:t>
       </w:r>
     </w:p>
     <w:p>
@@ -14734,7 +14936,7 @@
           <w:sz w:val="27"/>
           <w:szCs w:val="27"/>
         </w:rPr>
-        <w:t xml:space="preserve">3.17  </w:t>
+        <w:t xml:space="preserve">3.13  </w:t>
       </w:r>
       <w:r>
         <w:rPr>
@@ -15603,7 +15805,7 @@
           <w:sz w:val="27"/>
           <w:szCs w:val="27"/>
         </w:rPr>
-        <w:t xml:space="preserve">3.16  </w:t>
+        <w:t xml:space="preserve">3.14  </w:t>
       </w:r>
       <w:r>
         <w:rPr>
@@ -16202,7 +16404,7 @@
           <w:sz w:val="27"/>
           <w:szCs w:val="27"/>
         </w:rPr>
-        <w:t xml:space="preserve">3.13  </w:t>
+        <w:t xml:space="preserve">3.15  </w:t>
       </w:r>
       <w:r>
         <w:rPr>
@@ -16214,7 +16416,7 @@
           <w:sz w:val="27"/>
           <w:szCs w:val="27"/>
         </w:rPr>
-        <w:t xml:space="preserve">Canale WebSocket</w:t>
+        <w:t xml:space="preserve">Provisioning degli account ospite</w:t>
       </w:r>
     </w:p>
     <w:p>
@@ -16230,17 +16432,200 @@
           <w:sz w:val="19"/>
           <w:szCs w:val="19"/>
         </w:rPr>
-        <w:t xml:space="preserve">services/ws.ts</w:t>
-      </w:r>
-      <w:r>
-        <w:rPr>
-          <w:rFonts w:ascii="Arial" w:cs="Arial" w:eastAsia="Arial" w:hAnsi="Arial"/>
-          <w:color w:val="212121"/>
-          <w:sz w:val="21"/>
-          <w:szCs w:val="21"/>
-        </w:rPr>
-        <w:t xml:space="preserve"> espone </w:t>
-      </w:r>
+        <w:t xml:space="preserve">services/wlcGuest.ts</w:t>
+      </w:r>
+      <w:r>
+        <w:rPr>
+          <w:rFonts w:ascii="Arial" w:cs="Arial" w:eastAsia="Arial" w:hAnsi="Arial"/>
+          <w:color w:val="212121"/>
+          <w:sz w:val="21"/>
+          <w:szCs w:val="21"/>
+        </w:rPr>
+        <w:t xml:space="preserve"> raccoglie la sequenza di comandi che prima esisteva in </w:t>
+      </w:r>
+      <w:r>
+        <w:rPr>
+          <w:rFonts w:ascii="Arial" w:cs="Arial" w:eastAsia="Arial" w:hAnsi="Arial"/>
+          <w:b/>
+          <w:bCs/>
+          <w:color w:val="212121"/>
+          <w:sz w:val="21"/>
+          <w:szCs w:val="21"/>
+        </w:rPr>
+        <w:t xml:space="preserve">tre copie</w:t>
+      </w:r>
+      <w:r>
+        <w:rPr>
+          <w:rFonts w:ascii="Arial" w:cs="Arial" w:eastAsia="Arial" w:hAnsi="Arial"/>
+          <w:color w:val="212121"/>
+          <w:sz w:val="21"/>
+          <w:szCs w:val="21"/>
+        </w:rPr>
+        <w:t xml:space="preserve"> — creazione, reinvio, endpoint amministrativo — e aggiunge la rilettura che dice se il controller ha davvero ottenuto l’account richiesto.</w:t>
+      </w:r>
+    </w:p>
+    <w:p>
+      <w:pPr>
+        <w:keepLines/>
+        <w:shd w:fill="F0F0F0" w:color="auto" w:val="clear"/>
+        <w:spacing w:after="0" w:before="120" w:line="240"/>
+        <w:ind w:left="140" w:right="140"/>
+      </w:pPr>
+      <w:r>
+        <w:rPr>
+          <w:rFonts w:ascii="Consolas" w:cs="Consolas" w:eastAsia="Consolas" w:hAnsi="Consolas"/>
+          <w:color w:val="212121"/>
+          <w:sz w:val="17"/>
+          <w:szCs w:val="17"/>
+        </w:rPr>
+        <w:t xml:space="preserve">terminal length 0</w:t>
+      </w:r>
+    </w:p>
+    <w:p>
+      <w:pPr>
+        <w:keepLines/>
+        <w:shd w:fill="F0F0F0" w:color="auto" w:val="clear"/>
+        <w:spacing w:after="0" w:before="0" w:line="240"/>
+        <w:ind w:left="140" w:right="140"/>
+      </w:pPr>
+      <w:r>
+        <w:rPr>
+          <w:rFonts w:ascii="Consolas" w:cs="Consolas" w:eastAsia="Consolas" w:hAnsi="Consolas"/>
+          <w:color w:val="212121"/>
+          <w:sz w:val="17"/>
+          <w:szCs w:val="17"/>
+        </w:rPr>
+        <w:t xml:space="preserve">configure terminal</w:t>
+      </w:r>
+    </w:p>
+    <w:p>
+      <w:pPr>
+        <w:keepLines/>
+        <w:shd w:fill="F0F0F0" w:color="auto" w:val="clear"/>
+        <w:spacing w:after="0" w:before="0" w:line="240"/>
+        <w:ind w:left="140" w:right="140"/>
+      </w:pPr>
+      <w:r>
+        <w:rPr>
+          <w:rFonts w:ascii="Consolas" w:cs="Consolas" w:eastAsia="Consolas" w:hAnsi="Consolas"/>
+          <w:color w:val="212121"/>
+          <w:sz w:val="17"/>
+          <w:szCs w:val="17"/>
+        </w:rPr>
+        <w:t xml:space="preserve">no user-name &lt;username&gt;                 &lt;- solo se replace: true</w:t>
+      </w:r>
+    </w:p>
+    <w:p>
+      <w:pPr>
+        <w:keepLines/>
+        <w:shd w:fill="F0F0F0" w:color="auto" w:val="clear"/>
+        <w:spacing w:after="0" w:before="0" w:line="240"/>
+        <w:ind w:left="140" w:right="140"/>
+      </w:pPr>
+      <w:r>
+        <w:rPr>
+          <w:rFonts w:ascii="Consolas" w:cs="Consolas" w:eastAsia="Consolas" w:hAnsi="Consolas"/>
+          <w:color w:val="212121"/>
+          <w:sz w:val="17"/>
+          <w:szCs w:val="17"/>
+        </w:rPr>
+        <w:t xml:space="preserve">user-name &lt;username&gt;</w:t>
+      </w:r>
+    </w:p>
+    <w:p>
+      <w:pPr>
+        <w:keepLines/>
+        <w:shd w:fill="F0F0F0" w:color="auto" w:val="clear"/>
+        <w:spacing w:after="0" w:before="0" w:line="240"/>
+        <w:ind w:left="140" w:right="140"/>
+      </w:pPr>
+      <w:r>
+        <w:rPr>
+          <w:rFonts w:ascii="Consolas" w:cs="Consolas" w:eastAsia="Consolas" w:hAnsi="Consolas"/>
+          <w:color w:val="212121"/>
+          <w:sz w:val="17"/>
+          <w:szCs w:val="17"/>
+        </w:rPr>
+        <w:t xml:space="preserve">type network-user description Guest-User guest-user lifetime &lt;durata&gt;</w:t>
+      </w:r>
+    </w:p>
+    <w:p>
+      <w:pPr>
+        <w:keepLines/>
+        <w:shd w:fill="F0F0F0" w:color="auto" w:val="clear"/>
+        <w:spacing w:after="0" w:before="0" w:line="240"/>
+        <w:ind w:left="140" w:right="140"/>
+      </w:pPr>
+      <w:r>
+        <w:rPr>
+          <w:rFonts w:ascii="Consolas" w:cs="Consolas" w:eastAsia="Consolas" w:hAnsi="Consolas"/>
+          <w:color w:val="212121"/>
+          <w:sz w:val="17"/>
+          <w:szCs w:val="17"/>
+        </w:rPr>
+        <w:t xml:space="preserve">password 0 &lt;password&gt;</w:t>
+      </w:r>
+    </w:p>
+    <w:p>
+      <w:pPr>
+        <w:keepLines/>
+        <w:shd w:fill="F0F0F0" w:color="auto" w:val="clear"/>
+        <w:spacing w:after="0" w:before="0" w:line="240"/>
+        <w:ind w:left="140" w:right="140"/>
+      </w:pPr>
+      <w:r>
+        <w:rPr>
+          <w:rFonts w:ascii="Consolas" w:cs="Consolas" w:eastAsia="Consolas" w:hAnsi="Consolas"/>
+          <w:color w:val="212121"/>
+          <w:sz w:val="17"/>
+          <w:szCs w:val="17"/>
+        </w:rPr>
+        <w:t xml:space="preserve">do write memory</w:t>
+      </w:r>
+    </w:p>
+    <w:p>
+      <w:pPr>
+        <w:keepLines/>
+        <w:shd w:fill="F0F0F0" w:color="auto" w:val="clear"/>
+        <w:spacing w:after="0" w:before="0" w:line="240"/>
+        <w:ind w:left="140" w:right="140"/>
+      </w:pPr>
+      <w:r>
+        <w:rPr>
+          <w:rFonts w:ascii="Consolas" w:cs="Consolas" w:eastAsia="Consolas" w:hAnsi="Consolas"/>
+          <w:color w:val="212121"/>
+          <w:sz w:val="17"/>
+          <w:szCs w:val="17"/>
+        </w:rPr>
+        <w:t xml:space="preserve">end</w:t>
+      </w:r>
+    </w:p>
+    <w:p>
+      <w:pPr>
+        <w:keepLines/>
+        <w:shd w:fill="F0F0F0" w:color="auto" w:val="clear"/>
+        <w:spacing w:after="180" w:before="0" w:line="240"/>
+        <w:ind w:left="140" w:right="140"/>
+      </w:pPr>
+      <w:r>
+        <w:rPr>
+          <w:rFonts w:ascii="Consolas" w:cs="Consolas" w:eastAsia="Consolas" w:hAnsi="Consolas"/>
+          <w:color w:val="212121"/>
+          <w:sz w:val="17"/>
+          <w:szCs w:val="17"/>
+        </w:rPr>
+        <w:t xml:space="preserve">show running-config | section user-name &lt;username&gt;      &lt;- rilettura</w:t>
+      </w:r>
+    </w:p>
+    <w:p>
+      <w:pPr>
+        <w:pStyle w:val="ListParagraph"/>
+        <w:numPr>
+          <w:ilvl w:val="0"/>
+          <w:numId w:val="2"/>
+        </w:numPr>
+        <w:spacing w:after="70" w:line="280"/>
+      </w:pPr>
       <w:r>
         <w:rPr>
           <w:rFonts w:ascii="Consolas" w:cs="Consolas" w:eastAsia="Consolas" w:hAnsi="Consolas"/>
@@ -16250,36 +16635,16 @@
           <w:sz w:val="19"/>
           <w:szCs w:val="19"/>
         </w:rPr>
-        <w:t xml:space="preserve">/api/ws</w:t>
-      </w:r>
-      <w:r>
-        <w:rPr>
-          <w:rFonts w:ascii="Arial" w:cs="Arial" w:eastAsia="Arial" w:hAnsi="Arial"/>
-          <w:color w:val="212121"/>
-          <w:sz w:val="21"/>
-          <w:szCs w:val="21"/>
-        </w:rPr>
-        <w:t xml:space="preserve">. L’upgrade </w:t>
-      </w:r>
-      <w:r>
-        <w:rPr>
-          <w:rFonts w:ascii="Arial" w:cs="Arial" w:eastAsia="Arial" w:hAnsi="Arial"/>
-          <w:b/>
-          <w:bCs/>
-          <w:color w:val="212121"/>
-          <w:sz w:val="21"/>
-          <w:szCs w:val="21"/>
-        </w:rPr>
-        <w:t xml:space="preserve">non</w:t>
-      </w:r>
-      <w:r>
-        <w:rPr>
-          <w:rFonts w:ascii="Arial" w:cs="Arial" w:eastAsia="Arial" w:hAnsi="Arial"/>
-          <w:color w:val="212121"/>
-          <w:sz w:val="21"/>
-          <w:szCs w:val="21"/>
-        </w:rPr>
-        <w:t xml:space="preserve"> è automatico: viene intercettato, il cookie di sessione viene letto, la firma verificata con </w:t>
+        <w:t xml:space="preserve">type</w:t>
+      </w:r>
+      <w:r>
+        <w:rPr>
+          <w:rFonts w:ascii="Arial" w:cs="Arial" w:eastAsia="Arial" w:hAnsi="Arial"/>
+          <w:color w:val="212121"/>
+          <w:sz w:val="21"/>
+          <w:szCs w:val="21"/>
+        </w:rPr>
+        <w:t xml:space="preserve"> precede </w:t>
       </w:r>
       <w:r>
         <w:rPr>
@@ -16290,16 +16655,35 @@
           <w:sz w:val="19"/>
           <w:szCs w:val="19"/>
         </w:rPr>
-        <w:t xml:space="preserve">cookie-signature</w:t>
-      </w:r>
-      <w:r>
-        <w:rPr>
-          <w:rFonts w:ascii="Arial" w:cs="Arial" w:eastAsia="Arial" w:hAnsi="Arial"/>
-          <w:color w:val="212121"/>
-          <w:sz w:val="21"/>
-          <w:szCs w:val="21"/>
-        </w:rPr>
-        <w:t xml:space="preserve">, la sessione caricata dallo stesso store usato da Express e l’autorizzazione risolta con </w:t>
+        <w:t xml:space="preserve">password</w:t>
+      </w:r>
+      <w:r>
+        <w:rPr>
+          <w:rFonts w:ascii="Arial" w:cs="Arial" w:eastAsia="Arial" w:hAnsi="Arial"/>
+          <w:color w:val="212121"/>
+          <w:sz w:val="21"/>
+          <w:szCs w:val="21"/>
+        </w:rPr>
+        <w:t xml:space="preserve">, come nella procedura Cisco: la durata fa parte del tipo, e un account interrotto a metà non deve restare con una password ma senza scadenza.</w:t>
+      </w:r>
+    </w:p>
+    <w:p>
+      <w:pPr>
+        <w:pStyle w:val="ListParagraph"/>
+        <w:numPr>
+          <w:ilvl w:val="0"/>
+          <w:numId w:val="2"/>
+        </w:numPr>
+        <w:spacing w:after="70" w:line="280"/>
+      </w:pPr>
+      <w:r>
+        <w:rPr>
+          <w:rFonts w:ascii="Arial" w:cs="Arial" w:eastAsia="Arial" w:hAnsi="Arial"/>
+          <w:color w:val="212121"/>
+          <w:sz w:val="21"/>
+          <w:szCs w:val="21"/>
+        </w:rPr>
+        <w:t xml:space="preserve">La riga </w:t>
       </w:r>
       <w:r>
         <w:rPr>
@@ -16310,31 +16694,27 @@
           <w:sz w:val="19"/>
           <w:szCs w:val="19"/>
         </w:rPr>
-        <w:t xml:space="preserve">resolveAuthProfile</w:t>
-      </w:r>
-      <w:r>
-        <w:rPr>
-          <w:rFonts w:ascii="Arial" w:cs="Arial" w:eastAsia="Arial" w:hAnsi="Arial"/>
-          <w:color w:val="212121"/>
-          <w:sz w:val="21"/>
-          <w:szCs w:val="21"/>
-        </w:rPr>
-        <w:t xml:space="preserve">. Un utente sospeso non conserva il socket.</w:t>
-      </w:r>
-    </w:p>
-    <w:p>
-      <w:pPr>
-        <w:spacing w:after="140" w:line="288"/>
-      </w:pPr>
-      <w:r>
-        <w:rPr>
-          <w:rFonts w:ascii="Arial" w:cs="Arial" w:eastAsia="Arial" w:hAnsi="Arial"/>
-          <w:color w:val="212121"/>
-          <w:sz w:val="21"/>
-          <w:szCs w:val="21"/>
-        </w:rPr>
-        <w:t xml:space="preserve">Ogni connessione porta con sé l’ambito che le è concesso (</w:t>
-      </w:r>
+        <w:t xml:space="preserve">description</w:t>
+      </w:r>
+      <w:r>
+        <w:rPr>
+          <w:rFonts w:ascii="Arial" w:cs="Arial" w:eastAsia="Arial" w:hAnsi="Arial"/>
+          <w:color w:val="212121"/>
+          <w:sz w:val="21"/>
+          <w:szCs w:val="21"/>
+        </w:rPr>
+        <w:t xml:space="preserve"> ridondante è stata rimossa.</w:t>
+      </w:r>
+    </w:p>
+    <w:p>
+      <w:pPr>
+        <w:pStyle w:val="ListParagraph"/>
+        <w:numPr>
+          <w:ilvl w:val="0"/>
+          <w:numId w:val="2"/>
+        </w:numPr>
+        <w:spacing w:after="70" w:line="280"/>
+      </w:pPr>
       <w:r>
         <w:rPr>
           <w:rFonts w:ascii="Consolas" w:cs="Consolas" w:eastAsia="Consolas" w:hAnsi="Consolas"/>
@@ -16344,16 +16724,36 @@
           <w:sz w:val="19"/>
           <w:szCs w:val="19"/>
         </w:rPr>
-        <w:t xml:space="preserve">sedeId</w:t>
-      </w:r>
-      <w:r>
-        <w:rPr>
-          <w:rFonts w:ascii="Arial" w:cs="Arial" w:eastAsia="Arial" w:hAnsi="Arial"/>
-          <w:color w:val="212121"/>
-          <w:sz w:val="21"/>
-          <w:szCs w:val="21"/>
-        </w:rPr>
-        <w:t xml:space="preserve">, </w:t>
+        <w:t xml:space="preserve">replace: true</w:t>
+      </w:r>
+      <w:r>
+        <w:rPr>
+          <w:rFonts w:ascii="Arial" w:cs="Arial" w:eastAsia="Arial" w:hAnsi="Arial"/>
+          <w:color w:val="212121"/>
+          <w:sz w:val="21"/>
+          <w:szCs w:val="21"/>
+        </w:rPr>
+        <w:t xml:space="preserve"> </w:t>
+      </w:r>
+      <w:r>
+        <w:rPr>
+          <w:rFonts w:ascii="Arial" w:cs="Arial" w:eastAsia="Arial" w:hAnsi="Arial"/>
+          <w:b/>
+          <w:bCs/>
+          <w:color w:val="212121"/>
+          <w:sz w:val="21"/>
+          <w:szCs w:val="21"/>
+        </w:rPr>
+        <w:t xml:space="preserve">elimina e ricrea</w:t>
+      </w:r>
+      <w:r>
+        <w:rPr>
+          <w:rFonts w:ascii="Arial" w:cs="Arial" w:eastAsia="Arial" w:hAnsi="Arial"/>
+          <w:color w:val="212121"/>
+          <w:sz w:val="21"/>
+          <w:szCs w:val="21"/>
+        </w:rPr>
+        <w:t xml:space="preserve"> l’account. Serve al reinvio: il controller conta la durata da </w:t>
       </w:r>
       <w:r>
         <w:rPr>
@@ -16364,101 +16764,777 @@
           <w:sz w:val="19"/>
           <w:szCs w:val="19"/>
         </w:rPr>
-        <w:t xml:space="preserve">allSedi</w:t>
-      </w:r>
-      <w:r>
-        <w:rPr>
-          <w:rFonts w:ascii="Arial" w:cs="Arial" w:eastAsia="Arial" w:hAnsi="Arial"/>
-          <w:color w:val="212121"/>
-          <w:sz w:val="21"/>
-          <w:szCs w:val="21"/>
-        </w:rPr>
-        <w:t xml:space="preserve">) e riceve solo gli eventi di sua competenza: i nomi degli ospiti sono dati personali, e non c’è ragione che un operatore di una sede sappia chi si è appena connesso in un’altra.</w:t>
-      </w:r>
-    </w:p>
-    <w:p>
-      <w:pPr>
-        <w:keepLines/>
-        <w:shd w:fill="F0F0F0" w:color="auto" w:val="clear"/>
-        <w:spacing w:after="0" w:before="120" w:line="240"/>
-        <w:ind w:left="140" w:right="140"/>
-      </w:pPr>
-      <w:r>
-        <w:rPr>
-          <w:rFonts w:ascii="Consolas" w:cs="Consolas" w:eastAsia="Consolas" w:hAnsi="Consolas"/>
-          <w:color w:val="212121"/>
+        <w:t xml:space="preserve">creation-time</w:t>
+      </w:r>
+      <w:r>
+        <w:rPr>
+          <w:rFonts w:ascii="Arial" w:cs="Arial" w:eastAsia="Arial" w:hAnsi="Arial"/>
+          <w:color w:val="212121"/>
+          <w:sz w:val="21"/>
+          <w:szCs w:val="21"/>
+        </w:rPr>
+        <w:t xml:space="preserve">, che una modifica non azzera. Se il controller rifiuta il </w:t>
+      </w:r>
+      <w:r>
+        <w:rPr>
+          <w:rFonts w:ascii="Consolas" w:cs="Consolas" w:eastAsia="Consolas" w:hAnsi="Consolas"/>
+          <w:b w:val="false"/>
+          <w:bCs w:val="false"/>
+          <w:color w:val="0A5D65"/>
+          <w:sz w:val="19"/>
+          <w:szCs w:val="19"/>
+        </w:rPr>
+        <w:t xml:space="preserve">no user-name</w:t>
+      </w:r>
+      <w:r>
+        <w:rPr>
+          <w:rFonts w:ascii="Arial" w:cs="Arial" w:eastAsia="Arial" w:hAnsi="Arial"/>
+          <w:color w:val="212121"/>
+          <w:sz w:val="21"/>
+          <w:szCs w:val="21"/>
+        </w:rPr>
+        <w:t xml:space="preserve"> di un account che non ha, la sequenza viene rieseguita senza.</w:t>
+      </w:r>
+    </w:p>
+    <w:p>
+      <w:pPr>
+        <w:pStyle w:val="ListParagraph"/>
+        <w:numPr>
+          <w:ilvl w:val="0"/>
+          <w:numId w:val="2"/>
+        </w:numPr>
+        <w:spacing w:after="70" w:line="280"/>
+      </w:pPr>
+      <w:r>
+        <w:rPr>
+          <w:rFonts w:ascii="Arial" w:cs="Arial" w:eastAsia="Arial" w:hAnsi="Arial"/>
+          <w:color w:val="212121"/>
+          <w:sz w:val="21"/>
+          <w:szCs w:val="21"/>
+        </w:rPr>
+        <w:t xml:space="preserve">La funzione </w:t>
+      </w:r>
+      <w:r>
+        <w:rPr>
+          <w:rFonts w:ascii="Arial" w:cs="Arial" w:eastAsia="Arial" w:hAnsi="Arial"/>
+          <w:b/>
+          <w:bCs/>
+          <w:color w:val="212121"/>
+          <w:sz w:val="21"/>
+          <w:szCs w:val="21"/>
+        </w:rPr>
+        <w:t xml:space="preserve">non solleva mai</w:t>
+      </w:r>
+      <w:r>
+        <w:rPr>
+          <w:rFonts w:ascii="Arial" w:cs="Arial" w:eastAsia="Arial" w:hAnsi="Arial"/>
+          <w:color w:val="212121"/>
+          <w:sz w:val="21"/>
+          <w:szCs w:val="21"/>
+        </w:rPr>
+        <w:t xml:space="preserve">: i chiamanti la eseguono senza attenderla, dove un rifiuto non gestito farebbe cadere il processo.</w:t>
+      </w:r>
+    </w:p>
+    <w:p>
+      <w:pPr>
+        <w:pStyle w:val="Heading4"/>
+        <w:keepNext/>
+        <w:spacing w:after="100" w:before="240"/>
+      </w:pPr>
+      <w:r>
+        <w:rPr>
+          <w:rFonts w:ascii="Arial" w:cs="Arial" w:eastAsia="Arial" w:hAnsi="Arial"/>
+          <w:b/>
+          <w:bCs/>
+          <w:caps/>
+          <w:color w:val="5A5A5A"/>
+          <w:sz w:val="21"/>
+          <w:szCs w:val="21"/>
+        </w:rPr>
+        <w:t xml:space="preserve">Che cosa verifica la rilettura</w:t>
+      </w:r>
+    </w:p>
+    <w:tbl>
+      <w:tblPr>
+        <w:tblW w:type="dxa" w:w="9638"/>
+        <w:tblBorders>
+          <w:top w:val="single" w:color="D9D9D9" w:sz="4"/>
+          <w:left w:val="single" w:color="D9D9D9" w:sz="4"/>
+          <w:bottom w:val="single" w:color="D9D9D9" w:sz="4"/>
+          <w:right w:val="single" w:color="D9D9D9" w:sz="4"/>
+          <w:insideH w:val="single" w:color="auto" w:sz="4"/>
+          <w:insideV w:val="single" w:color="auto" w:sz="4"/>
+        </w:tblBorders>
+      </w:tblPr>
+      <w:tblGrid>
+        <w:gridCol w:w="4048"/>
+        <w:gridCol w:w="5590"/>
+      </w:tblGrid>
+      <w:tr>
+        <w:trPr>
+          <w:tblHeader/>
+        </w:trPr>
+        <w:tc>
+          <w:tcPr>
+            <w:tcW w:type="dxa" w:w="4048"/>
+            <w:tcBorders>
+              <w:top w:val="single" w:color="D9D9D9" w:sz="4"/>
+              <w:left w:val="single" w:color="D9D9D9" w:sz="4"/>
+              <w:bottom w:val="single" w:color="D9D9D9" w:sz="4"/>
+              <w:right w:val="single" w:color="D9D9D9" w:sz="4"/>
+            </w:tcBorders>
+            <w:shd w:fill="04C1C8" w:color="auto" w:val="clear"/>
+            <w:tcMar>
+              <w:top w:type="dxa" w:w="70"/>
+              <w:left w:type="dxa" w:w="110"/>
+              <w:bottom w:type="dxa" w:w="70"/>
+              <w:right w:type="dxa" w:w="110"/>
+            </w:tcMar>
+            <w:vAlign w:val="center"/>
+          </w:tcPr>
+          <w:p>
+            <w:pPr>
+              <w:spacing w:after="0" w:line="264"/>
+            </w:pPr>
+            <w:r>
+              <w:rPr>
+                <w:rFonts w:ascii="Arial" w:cs="Arial" w:eastAsia="Arial" w:hAnsi="Arial"/>
+                <w:b/>
+                <w:bCs/>
+                <w:color w:val="212121"/>
+                <w:sz w:val="18"/>
+                <w:szCs w:val="18"/>
+              </w:rPr>
+              <w:t xml:space="preserve">Controllo</w:t>
+            </w:r>
+          </w:p>
+        </w:tc>
+        <w:tc>
+          <w:tcPr>
+            <w:tcW w:type="dxa" w:w="5590"/>
+            <w:tcBorders>
+              <w:top w:val="single" w:color="D9D9D9" w:sz="4"/>
+              <w:left w:val="single" w:color="D9D9D9" w:sz="4"/>
+              <w:bottom w:val="single" w:color="D9D9D9" w:sz="4"/>
+              <w:right w:val="single" w:color="D9D9D9" w:sz="4"/>
+            </w:tcBorders>
+            <w:shd w:fill="04C1C8" w:color="auto" w:val="clear"/>
+            <w:tcMar>
+              <w:top w:type="dxa" w:w="70"/>
+              <w:left w:type="dxa" w:w="110"/>
+              <w:bottom w:type="dxa" w:w="70"/>
+              <w:right w:type="dxa" w:w="110"/>
+            </w:tcMar>
+            <w:vAlign w:val="center"/>
+          </w:tcPr>
+          <w:p>
+            <w:pPr>
+              <w:spacing w:after="0" w:line="264"/>
+            </w:pPr>
+            <w:r>
+              <w:rPr>
+                <w:rFonts w:ascii="Arial" w:cs="Arial" w:eastAsia="Arial" w:hAnsi="Arial"/>
+                <w:b/>
+                <w:bCs/>
+                <w:color w:val="212121"/>
+                <w:sz w:val="18"/>
+                <w:szCs w:val="18"/>
+              </w:rPr>
+              <w:t xml:space="preserve">Segnalazione</w:t>
+            </w:r>
+          </w:p>
+        </w:tc>
+      </w:tr>
+      <w:tr>
+        <w:tc>
+          <w:tcPr>
+            <w:tcW w:type="dxa" w:w="4048"/>
+            <w:tcBorders>
+              <w:top w:val="single" w:color="D9D9D9" w:sz="4"/>
+              <w:left w:val="single" w:color="D9D9D9" w:sz="4"/>
+              <w:bottom w:val="single" w:color="D9D9D9" w:sz="4"/>
+              <w:right w:val="single" w:color="D9D9D9" w:sz="4"/>
+            </w:tcBorders>
+            <w:shd w:fill="FFFFFF" w:color="auto" w:val="clear"/>
+            <w:tcMar>
+              <w:top w:type="dxa" w:w="70"/>
+              <w:left w:type="dxa" w:w="110"/>
+              <w:bottom w:type="dxa" w:w="70"/>
+              <w:right w:type="dxa" w:w="110"/>
+            </w:tcMar>
+            <w:vAlign w:val="center"/>
+          </w:tcPr>
+          <w:p>
+            <w:pPr>
+              <w:spacing w:after="0" w:line="264"/>
+            </w:pPr>
+            <w:r>
+              <w:rPr>
+                <w:rFonts w:ascii="Arial" w:cs="Arial" w:eastAsia="Arial" w:hAnsi="Arial"/>
+                <w:color w:val="212121"/>
+                <w:sz w:val="18"/>
+                <w:szCs w:val="18"/>
+              </w:rPr>
+              <w:t xml:space="preserve">Account presente nella running-config</w:t>
+            </w:r>
+          </w:p>
+        </w:tc>
+        <w:tc>
+          <w:tcPr>
+            <w:tcW w:type="dxa" w:w="5590"/>
+            <w:tcBorders>
+              <w:top w:val="single" w:color="D9D9D9" w:sz="4"/>
+              <w:left w:val="single" w:color="D9D9D9" w:sz="4"/>
+              <w:bottom w:val="single" w:color="D9D9D9" w:sz="4"/>
+              <w:right w:val="single" w:color="D9D9D9" w:sz="4"/>
+            </w:tcBorders>
+            <w:shd w:fill="FFFFFF" w:color="auto" w:val="clear"/>
+            <w:tcMar>
+              <w:top w:type="dxa" w:w="70"/>
+              <w:left w:type="dxa" w:w="110"/>
+              <w:bottom w:type="dxa" w:w="70"/>
+              <w:right w:type="dxa" w:w="110"/>
+            </w:tcMar>
+            <w:vAlign w:val="center"/>
+          </w:tcPr>
+          <w:p>
+            <w:pPr>
+              <w:spacing w:after="0" w:line="264"/>
+            </w:pPr>
+            <w:r>
+              <w:rPr>
+                <w:rFonts w:ascii="Arial" w:cs="Arial" w:eastAsia="Arial" w:hAnsi="Arial"/>
+                <w:color w:val="212121"/>
+                <w:sz w:val="18"/>
+                <w:szCs w:val="18"/>
+              </w:rPr>
+              <w:t xml:space="preserve">«account non trovato nella running-config dopo la scrittura»</w:t>
+            </w:r>
+          </w:p>
+        </w:tc>
+      </w:tr>
+      <w:tr>
+        <w:tc>
+          <w:tcPr>
+            <w:tcW w:type="dxa" w:w="4048"/>
+            <w:tcBorders>
+              <w:top w:val="single" w:color="D9D9D9" w:sz="4"/>
+              <w:left w:val="single" w:color="D9D9D9" w:sz="4"/>
+              <w:bottom w:val="single" w:color="D9D9D9" w:sz="4"/>
+              <w:right w:val="single" w:color="D9D9D9" w:sz="4"/>
+            </w:tcBorders>
+            <w:shd w:fill="F0F0F0" w:color="auto" w:val="clear"/>
+            <w:tcMar>
+              <w:top w:type="dxa" w:w="70"/>
+              <w:left w:type="dxa" w:w="110"/>
+              <w:bottom w:type="dxa" w:w="70"/>
+              <w:right w:type="dxa" w:w="110"/>
+            </w:tcMar>
+            <w:vAlign w:val="center"/>
+          </w:tcPr>
+          <w:p>
+            <w:pPr>
+              <w:spacing w:after="0" w:line="264"/>
+            </w:pPr>
+            <w:r>
+              <w:rPr>
+                <w:rFonts w:ascii="Arial" w:cs="Arial" w:eastAsia="Arial" w:hAnsi="Arial"/>
+                <w:color w:val="212121"/>
+                <w:sz w:val="18"/>
+                <w:szCs w:val="18"/>
+              </w:rPr>
+              <w:t xml:space="preserve">Blocco </w:t>
+            </w:r>
+            <w:r>
+              <w:rPr>
+                <w:rFonts w:ascii="Consolas" w:cs="Consolas" w:eastAsia="Consolas" w:hAnsi="Consolas"/>
+                <w:b w:val="false"/>
+                <w:bCs w:val="false"/>
+                <w:color w:val="0A5D65"/>
+                <w:sz w:val="16"/>
+                <w:szCs w:val="16"/>
+              </w:rPr>
+              <w:t xml:space="preserve">type … guest-user lifetime</w:t>
+            </w:r>
+            <w:r>
+              <w:rPr>
+                <w:rFonts w:ascii="Arial" w:cs="Arial" w:eastAsia="Arial" w:hAnsi="Arial"/>
+                <w:color w:val="212121"/>
+                <w:sz w:val="18"/>
+                <w:szCs w:val="18"/>
+              </w:rPr>
+              <w:t xml:space="preserve"> presente</w:t>
+            </w:r>
+          </w:p>
+        </w:tc>
+        <w:tc>
+          <w:tcPr>
+            <w:tcW w:type="dxa" w:w="5590"/>
+            <w:tcBorders>
+              <w:top w:val="single" w:color="D9D9D9" w:sz="4"/>
+              <w:left w:val="single" w:color="D9D9D9" w:sz="4"/>
+              <w:bottom w:val="single" w:color="D9D9D9" w:sz="4"/>
+              <w:right w:val="single" w:color="D9D9D9" w:sz="4"/>
+            </w:tcBorders>
+            <w:shd w:fill="F0F0F0" w:color="auto" w:val="clear"/>
+            <w:tcMar>
+              <w:top w:type="dxa" w:w="70"/>
+              <w:left w:type="dxa" w:w="110"/>
+              <w:bottom w:type="dxa" w:w="70"/>
+              <w:right w:type="dxa" w:w="110"/>
+            </w:tcMar>
+            <w:vAlign w:val="center"/>
+          </w:tcPr>
+          <w:p>
+            <w:pPr>
+              <w:spacing w:after="0" w:line="264"/>
+            </w:pPr>
+            <w:r>
+              <w:rPr>
+                <w:rFonts w:ascii="Arial" w:cs="Arial" w:eastAsia="Arial" w:hAnsi="Arial"/>
+                <w:color w:val="212121"/>
+                <w:sz w:val="18"/>
+                <w:szCs w:val="18"/>
+              </w:rPr>
+              <w:t xml:space="preserve">«account presente ma senza type … guest-user lifetime»</w:t>
+            </w:r>
+          </w:p>
+        </w:tc>
+      </w:tr>
+      <w:tr>
+        <w:tc>
+          <w:tcPr>
+            <w:tcW w:type="dxa" w:w="4048"/>
+            <w:tcBorders>
+              <w:top w:val="single" w:color="D9D9D9" w:sz="4"/>
+              <w:left w:val="single" w:color="D9D9D9" w:sz="4"/>
+              <w:bottom w:val="single" w:color="D9D9D9" w:sz="4"/>
+              <w:right w:val="single" w:color="D9D9D9" w:sz="4"/>
+            </w:tcBorders>
+            <w:shd w:fill="FFFFFF" w:color="auto" w:val="clear"/>
+            <w:tcMar>
+              <w:top w:type="dxa" w:w="70"/>
+              <w:left w:type="dxa" w:w="110"/>
+              <w:bottom w:type="dxa" w:w="70"/>
+              <w:right w:type="dxa" w:w="110"/>
+            </w:tcMar>
+            <w:vAlign w:val="center"/>
+          </w:tcPr>
+          <w:p>
+            <w:pPr>
+              <w:spacing w:after="0" w:line="264"/>
+            </w:pPr>
+            <w:r>
+              <w:rPr>
+                <w:rFonts w:ascii="Arial" w:cs="Arial" w:eastAsia="Arial" w:hAnsi="Arial"/>
+                <w:color w:val="212121"/>
+                <w:sz w:val="18"/>
+                <w:szCs w:val="18"/>
+              </w:rPr>
+              <w:t xml:space="preserve">Durata registrata uguale a quella richiesta</w:t>
+            </w:r>
+          </w:p>
+        </w:tc>
+        <w:tc>
+          <w:tcPr>
+            <w:tcW w:type="dxa" w:w="5590"/>
+            <w:tcBorders>
+              <w:top w:val="single" w:color="D9D9D9" w:sz="4"/>
+              <w:left w:val="single" w:color="D9D9D9" w:sz="4"/>
+              <w:bottom w:val="single" w:color="D9D9D9" w:sz="4"/>
+              <w:right w:val="single" w:color="D9D9D9" w:sz="4"/>
+            </w:tcBorders>
+            <w:shd w:fill="FFFFFF" w:color="auto" w:val="clear"/>
+            <w:tcMar>
+              <w:top w:type="dxa" w:w="70"/>
+              <w:left w:type="dxa" w:w="110"/>
+              <w:bottom w:type="dxa" w:w="70"/>
+              <w:right w:type="dxa" w:w="110"/>
+            </w:tcMar>
+            <w:vAlign w:val="center"/>
+          </w:tcPr>
+          <w:p>
+            <w:pPr>
+              <w:spacing w:after="0" w:line="264"/>
+            </w:pPr>
+            <w:r>
+              <w:rPr>
+                <w:rFonts w:ascii="Arial" w:cs="Arial" w:eastAsia="Arial" w:hAnsi="Arial"/>
+                <w:color w:val="212121"/>
+                <w:sz w:val="18"/>
+                <w:szCs w:val="18"/>
+              </w:rPr>
+              <w:t xml:space="preserve">«lifetime registrato N min invece di M»</w:t>
+            </w:r>
+          </w:p>
+        </w:tc>
+      </w:tr>
+      <w:tr>
+        <w:tc>
+          <w:tcPr>
+            <w:tcW w:type="dxa" w:w="4048"/>
+            <w:tcBorders>
+              <w:top w:val="single" w:color="D9D9D9" w:sz="4"/>
+              <w:left w:val="single" w:color="D9D9D9" w:sz="4"/>
+              <w:bottom w:val="single" w:color="D9D9D9" w:sz="4"/>
+              <w:right w:val="single" w:color="D9D9D9" w:sz="4"/>
+            </w:tcBorders>
+            <w:shd w:fill="F0F0F0" w:color="auto" w:val="clear"/>
+            <w:tcMar>
+              <w:top w:type="dxa" w:w="70"/>
+              <w:left w:type="dxa" w:w="110"/>
+              <w:bottom w:type="dxa" w:w="70"/>
+              <w:right w:type="dxa" w:w="110"/>
+            </w:tcMar>
+            <w:vAlign w:val="center"/>
+          </w:tcPr>
+          <w:p>
+            <w:pPr>
+              <w:spacing w:after="0" w:line="264"/>
+            </w:pPr>
+            <w:r>
+              <w:rPr>
+                <w:rFonts w:ascii="Consolas" w:cs="Consolas" w:eastAsia="Consolas" w:hAnsi="Consolas"/>
+                <w:b w:val="false"/>
+                <w:bCs w:val="false"/>
+                <w:color w:val="0A5D65"/>
+                <w:sz w:val="16"/>
+                <w:szCs w:val="16"/>
+              </w:rPr>
+              <w:t xml:space="preserve">creation-time</w:t>
+            </w:r>
+            <w:r>
+              <w:rPr>
+                <w:rFonts w:ascii="Arial" w:cs="Arial" w:eastAsia="Arial" w:hAnsi="Arial"/>
+                <w:color w:val="212121"/>
+                <w:sz w:val="18"/>
+                <w:szCs w:val="18"/>
+              </w:rPr>
+              <w:t xml:space="preserve"> presente</w:t>
+            </w:r>
+          </w:p>
+        </w:tc>
+        <w:tc>
+          <w:tcPr>
+            <w:tcW w:type="dxa" w:w="5590"/>
+            <w:tcBorders>
+              <w:top w:val="single" w:color="D9D9D9" w:sz="4"/>
+              <w:left w:val="single" w:color="D9D9D9" w:sz="4"/>
+              <w:bottom w:val="single" w:color="D9D9D9" w:sz="4"/>
+              <w:right w:val="single" w:color="D9D9D9" w:sz="4"/>
+            </w:tcBorders>
+            <w:shd w:fill="F0F0F0" w:color="auto" w:val="clear"/>
+            <w:tcMar>
+              <w:top w:type="dxa" w:w="70"/>
+              <w:left w:type="dxa" w:w="110"/>
+              <w:bottom w:type="dxa" w:w="70"/>
+              <w:right w:type="dxa" w:w="110"/>
+            </w:tcMar>
+            <w:vAlign w:val="center"/>
+          </w:tcPr>
+          <w:p>
+            <w:pPr>
+              <w:spacing w:after="0" w:line="264"/>
+            </w:pPr>
+            <w:r>
+              <w:rPr>
+                <w:rFonts w:ascii="Arial" w:cs="Arial" w:eastAsia="Arial" w:hAnsi="Arial"/>
+                <w:color w:val="212121"/>
+                <w:sz w:val="18"/>
+                <w:szCs w:val="18"/>
+              </w:rPr>
+              <w:t xml:space="preserve">«creation-time assente»</w:t>
+            </w:r>
+          </w:p>
+        </w:tc>
+      </w:tr>
+      <w:tr>
+        <w:tc>
+          <w:tcPr>
+            <w:tcW w:type="dxa" w:w="4048"/>
+            <w:tcBorders>
+              <w:top w:val="single" w:color="D9D9D9" w:sz="4"/>
+              <w:left w:val="single" w:color="D9D9D9" w:sz="4"/>
+              <w:bottom w:val="single" w:color="D9D9D9" w:sz="4"/>
+              <w:right w:val="single" w:color="D9D9D9" w:sz="4"/>
+            </w:tcBorders>
+            <w:shd w:fill="FFFFFF" w:color="auto" w:val="clear"/>
+            <w:tcMar>
+              <w:top w:type="dxa" w:w="70"/>
+              <w:left w:type="dxa" w:w="110"/>
+              <w:bottom w:type="dxa" w:w="70"/>
+              <w:right w:type="dxa" w:w="110"/>
+            </w:tcMar>
+            <w:vAlign w:val="center"/>
+          </w:tcPr>
+          <w:p>
+            <w:pPr>
+              <w:spacing w:after="0" w:line="264"/>
+            </w:pPr>
+            <w:r>
+              <w:rPr>
+                <w:rFonts w:ascii="Consolas" w:cs="Consolas" w:eastAsia="Consolas" w:hAnsi="Consolas"/>
+                <w:b w:val="false"/>
+                <w:bCs w:val="false"/>
+                <w:color w:val="0A5D65"/>
+                <w:sz w:val="16"/>
+                <w:szCs w:val="16"/>
+              </w:rPr>
+              <w:t xml:space="preserve">creation-time</w:t>
+            </w:r>
+            <w:r>
+              <w:rPr>
+                <w:rFonts w:ascii="Arial" w:cs="Arial" w:eastAsia="Arial" w:hAnsi="Arial"/>
+                <w:color w:val="212121"/>
+                <w:sz w:val="18"/>
+                <w:szCs w:val="18"/>
+              </w:rPr>
+              <w:t xml:space="preserve"> entro </w:t>
+            </w:r>
+            <w:r>
+              <w:rPr>
+                <w:rFonts w:ascii="Arial" w:cs="Arial" w:eastAsia="Arial" w:hAnsi="Arial"/>
+                <w:b/>
+                <w:bCs/>
+                <w:color w:val="212121"/>
+                <w:sz w:val="18"/>
+                <w:szCs w:val="18"/>
+              </w:rPr>
+              <w:t xml:space="preserve">2 minuti</w:t>
+            </w:r>
+            <w:r>
+              <w:rPr>
+                <w:rFonts w:ascii="Arial" w:cs="Arial" w:eastAsia="Arial" w:hAnsi="Arial"/>
+                <w:color w:val="212121"/>
+                <w:sz w:val="18"/>
+                <w:szCs w:val="18"/>
+              </w:rPr>
+              <w:t xml:space="preserve"> dall’orologio del server</w:t>
+            </w:r>
+          </w:p>
+        </w:tc>
+        <w:tc>
+          <w:tcPr>
+            <w:tcW w:type="dxa" w:w="5590"/>
+            <w:tcBorders>
+              <w:top w:val="single" w:color="D9D9D9" w:sz="4"/>
+              <w:left w:val="single" w:color="D9D9D9" w:sz="4"/>
+              <w:bottom w:val="single" w:color="D9D9D9" w:sz="4"/>
+              <w:right w:val="single" w:color="D9D9D9" w:sz="4"/>
+            </w:tcBorders>
+            <w:shd w:fill="FFFFFF" w:color="auto" w:val="clear"/>
+            <w:tcMar>
+              <w:top w:type="dxa" w:w="70"/>
+              <w:left w:type="dxa" w:w="110"/>
+              <w:bottom w:type="dxa" w:w="70"/>
+              <w:right w:type="dxa" w:w="110"/>
+            </w:tcMar>
+            <w:vAlign w:val="center"/>
+          </w:tcPr>
+          <w:p>
+            <w:pPr>
+              <w:spacing w:after="0" w:line="264"/>
+            </w:pPr>
+            <w:r>
+              <w:rPr>
+                <w:rFonts w:ascii="Arial" w:cs="Arial" w:eastAsia="Arial" w:hAnsi="Arial"/>
+                <w:color w:val="212121"/>
+                <w:sz w:val="18"/>
+                <w:szCs w:val="18"/>
+              </w:rPr>
+              <w:t xml:space="preserve">«creation-time del WLC avanti/indietro di N min»: account preesistente non ricreato, oppure orologio del controller da verificare</w:t>
+            </w:r>
+          </w:p>
+        </w:tc>
+      </w:tr>
+      <w:tr>
+        <w:tc>
+          <w:tcPr>
+            <w:tcW w:type="dxa" w:w="4048"/>
+            <w:tcBorders>
+              <w:top w:val="single" w:color="D9D9D9" w:sz="4"/>
+              <w:left w:val="single" w:color="D9D9D9" w:sz="4"/>
+              <w:bottom w:val="single" w:color="D9D9D9" w:sz="4"/>
+              <w:right w:val="single" w:color="D9D9D9" w:sz="4"/>
+            </w:tcBorders>
+            <w:shd w:fill="F0F0F0" w:color="auto" w:val="clear"/>
+            <w:tcMar>
+              <w:top w:type="dxa" w:w="70"/>
+              <w:left w:type="dxa" w:w="110"/>
+              <w:bottom w:type="dxa" w:w="70"/>
+              <w:right w:type="dxa" w:w="110"/>
+            </w:tcMar>
+            <w:vAlign w:val="center"/>
+          </w:tcPr>
+          <w:p>
+            <w:pPr>
+              <w:spacing w:after="0" w:line="264"/>
+            </w:pPr>
+            <w:r>
+              <w:rPr>
+                <w:rFonts w:ascii="Arial" w:cs="Arial" w:eastAsia="Arial" w:hAnsi="Arial"/>
+                <w:color w:val="212121"/>
+                <w:sz w:val="18"/>
+                <w:szCs w:val="18"/>
+              </w:rPr>
+              <w:t xml:space="preserve">Account non già scaduto</w:t>
+            </w:r>
+          </w:p>
+        </w:tc>
+        <w:tc>
+          <w:tcPr>
+            <w:tcW w:type="dxa" w:w="5590"/>
+            <w:tcBorders>
+              <w:top w:val="single" w:color="D9D9D9" w:sz="4"/>
+              <w:left w:val="single" w:color="D9D9D9" w:sz="4"/>
+              <w:bottom w:val="single" w:color="D9D9D9" w:sz="4"/>
+              <w:right w:val="single" w:color="D9D9D9" w:sz="4"/>
+            </w:tcBorders>
+            <w:shd w:fill="F0F0F0" w:color="auto" w:val="clear"/>
+            <w:tcMar>
+              <w:top w:type="dxa" w:w="70"/>
+              <w:left w:type="dxa" w:w="110"/>
+              <w:bottom w:type="dxa" w:w="70"/>
+              <w:right w:type="dxa" w:w="110"/>
+            </w:tcMar>
+            <w:vAlign w:val="center"/>
+          </w:tcPr>
+          <w:p>
+            <w:pPr>
+              <w:spacing w:after="0" w:line="264"/>
+            </w:pPr>
+            <w:r>
+              <w:rPr>
+                <w:rFonts w:ascii="Arial" w:cs="Arial" w:eastAsia="Arial" w:hAnsi="Arial"/>
+                <w:color w:val="212121"/>
+                <w:sz w:val="18"/>
+                <w:szCs w:val="18"/>
+              </w:rPr>
+              <w:t xml:space="preserve">«account già scaduto secondo creation-time + lifetime»</w:t>
+            </w:r>
+          </w:p>
+        </w:tc>
+      </w:tr>
+    </w:tbl>
+    <w:p>
+      <w:pPr>
+        <w:spacing w:after="240" w:before="80"/>
+      </w:pPr>
+      <w:r>
+        <w:rPr>
+          <w:rFonts w:ascii="Arial" w:cs="Arial" w:eastAsia="Arial" w:hAnsi="Arial"/>
+          <w:b/>
+          <w:bCs/>
+          <w:color w:val="0A5D65"/>
           <w:sz w:val="17"/>
           <w:szCs w:val="17"/>
         </w:rPr>
-        <w:t xml:space="preserve">guest:created      guest:updated      guest:expired</w:t>
-      </w:r>
-    </w:p>
-    <w:p>
-      <w:pPr>
-        <w:keepLines/>
-        <w:shd w:fill="F0F0F0" w:color="auto" w:val="clear"/>
-        <w:spacing w:after="0" w:before="0" w:line="240"/>
-        <w:ind w:left="140" w:right="140"/>
-      </w:pPr>
-      <w:r>
-        <w:rPr>
-          <w:rFonts w:ascii="Consolas" w:cs="Consolas" w:eastAsia="Consolas" w:hAnsi="Consolas"/>
-          <w:color w:val="212121"/>
+        <w:t xml:space="preserve">Tabella 11 — </w:t>
+      </w:r>
+      <w:r>
+        <w:rPr>
+          <w:rFonts w:ascii="Arial" w:cs="Arial" w:eastAsia="Arial" w:hAnsi="Arial"/>
+          <w:i/>
+          <w:iCs/>
+          <w:color w:val="5A5A5A"/>
           <w:sz w:val="17"/>
           <w:szCs w:val="17"/>
         </w:rPr>
-        <w:t xml:space="preserve">guest:deactivated  guest:deleted      guest:imported</w:t>
-      </w:r>
-    </w:p>
-    <w:p>
-      <w:pPr>
-        <w:keepLines/>
-        <w:shd w:fill="F0F0F0" w:color="auto" w:val="clear"/>
-        <w:spacing w:after="0" w:before="0" w:line="240"/>
-        <w:ind w:left="140" w:right="140"/>
-      </w:pPr>
-      <w:r>
-        <w:rPr>
-          <w:rFonts w:ascii="Consolas" w:cs="Consolas" w:eastAsia="Consolas" w:hAnsi="Consolas"/>
-          <w:color w:val="212121"/>
-          <w:sz w:val="17"/>
-          <w:szCs w:val="17"/>
-        </w:rPr>
-        <w:t xml:space="preserve">sync:completed     hello</w:t>
-      </w:r>
-    </w:p>
-    <w:p>
-      <w:pPr>
-        <w:keepLines/>
-        <w:shd w:fill="F0F0F0" w:color="auto" w:val="clear"/>
-        <w:spacing w:after="0" w:before="0" w:line="240"/>
-        <w:ind w:left="140" w:right="140"/>
-      </w:pPr>
-      <w:r>
-        <w:rPr>
-          <w:rFonts w:ascii="Consolas" w:cs="Consolas" w:eastAsia="Consolas" w:hAnsi="Consolas"/>
-          <w:color w:val="212121"/>
-          <w:sz w:val="17"/>
-          <w:szCs w:val="17"/>
-        </w:rPr>
-        <w:t xml:space="preserve"> </w:t>
-      </w:r>
-    </w:p>
-    <w:p>
-      <w:pPr>
-        <w:keepLines/>
-        <w:shd w:fill="F0F0F0" w:color="auto" w:val="clear"/>
-        <w:spacing w:after="180" w:before="0" w:line="240"/>
-        <w:ind w:left="140" w:right="140"/>
-      </w:pPr>
-      <w:r>
-        <w:rPr>
-          <w:rFonts w:ascii="Consolas" w:cs="Consolas" w:eastAsia="Consolas" w:hAnsi="Consolas"/>
-          <w:color w:val="212121"/>
-          <w:sz w:val="17"/>
-          <w:szCs w:val="17"/>
-        </w:rPr>
-        <w:t xml:space="preserve">{ type, data: { id, name, username, sedeId }, timestamp }</w:t>
+        <w:t xml:space="preserve">Scostamenti rilevati dalla rilettura.</w:t>
+      </w:r>
+    </w:p>
+    <w:p>
+      <w:pPr>
+        <w:spacing w:after="140" w:line="288"/>
+      </w:pPr>
+      <w:r>
+        <w:rPr>
+          <w:rFonts w:ascii="Arial" w:cs="Arial" w:eastAsia="Arial" w:hAnsi="Arial"/>
+          <w:color w:val="212121"/>
+          <w:sz w:val="21"/>
+          <w:szCs w:val="21"/>
+        </w:rPr>
+        <w:t xml:space="preserve">Gli scostamenti sono registrati a livello </w:t>
+      </w:r>
+      <w:r>
+        <w:rPr>
+          <w:rFonts w:ascii="Consolas" w:cs="Consolas" w:eastAsia="Consolas" w:hAnsi="Consolas"/>
+          <w:b w:val="false"/>
+          <w:bCs w:val="false"/>
+          <w:color w:val="0A5D65"/>
+          <w:sz w:val="19"/>
+          <w:szCs w:val="19"/>
+        </w:rPr>
+        <w:t xml:space="preserve">warn</w:t>
+      </w:r>
+      <w:r>
+        <w:rPr>
+          <w:rFonts w:ascii="Arial" w:cs="Arial" w:eastAsia="Arial" w:hAnsi="Arial"/>
+          <w:color w:val="212121"/>
+          <w:sz w:val="21"/>
+          <w:szCs w:val="21"/>
+        </w:rPr>
+        <w:t xml:space="preserve"> e scritti in </w:t>
+      </w:r>
+      <w:r>
+        <w:rPr>
+          <w:rFonts w:ascii="Consolas" w:cs="Consolas" w:eastAsia="Consolas" w:hAnsi="Consolas"/>
+          <w:b w:val="false"/>
+          <w:bCs w:val="false"/>
+          <w:color w:val="0A5D65"/>
+          <w:sz w:val="19"/>
+          <w:szCs w:val="19"/>
+        </w:rPr>
+        <w:t xml:space="preserve">sync_logs</w:t>
+      </w:r>
+      <w:r>
+        <w:rPr>
+          <w:rFonts w:ascii="Arial" w:cs="Arial" w:eastAsia="Arial" w:hAnsi="Arial"/>
+          <w:color w:val="212121"/>
+          <w:sz w:val="21"/>
+          <w:szCs w:val="21"/>
+        </w:rPr>
+        <w:t xml:space="preserve"> insieme alla </w:t>
+      </w:r>
+      <w:r>
+        <w:rPr>
+          <w:rFonts w:ascii="Arial" w:cs="Arial" w:eastAsia="Arial" w:hAnsi="Arial"/>
+          <w:b/>
+          <w:bCs/>
+          <w:color w:val="212121"/>
+          <w:sz w:val="21"/>
+          <w:szCs w:val="21"/>
+        </w:rPr>
+        <w:t xml:space="preserve">trascrizione della sessione</w:t>
+      </w:r>
+      <w:r>
+        <w:rPr>
+          <w:rFonts w:ascii="Arial" w:cs="Arial" w:eastAsia="Arial" w:hAnsi="Arial"/>
+          <w:color w:val="212121"/>
+          <w:sz w:val="21"/>
+          <w:szCs w:val="21"/>
+        </w:rPr>
+        <w:t xml:space="preserve"> (ultimi 1.500 caratteri), con ogni password mascherata da </w:t>
+      </w:r>
+      <w:r>
+        <w:rPr>
+          <w:rFonts w:ascii="Consolas" w:cs="Consolas" w:eastAsia="Consolas" w:hAnsi="Consolas"/>
+          <w:b w:val="false"/>
+          <w:bCs w:val="false"/>
+          <w:color w:val="0A5D65"/>
+          <w:sz w:val="19"/>
+          <w:szCs w:val="19"/>
+        </w:rPr>
+        <w:t xml:space="preserve">redactTranscript</w:t>
+      </w:r>
+      <w:r>
+        <w:rPr>
+          <w:rFonts w:ascii="Arial" w:cs="Arial" w:eastAsia="Arial" w:hAnsi="Arial"/>
+          <w:color w:val="212121"/>
+          <w:sz w:val="21"/>
+          <w:szCs w:val="21"/>
+        </w:rPr>
+        <w:t xml:space="preserve">.</w:t>
       </w:r>
     </w:p>
     <w:p>
@@ -16476,7 +17552,7 @@
           <w:sz w:val="27"/>
           <w:szCs w:val="27"/>
         </w:rPr>
-        <w:t xml:space="preserve">3.14  </w:t>
+        <w:t xml:space="preserve">3.16  </w:t>
       </w:r>
       <w:r>
         <w:rPr>
@@ -16488,7 +17564,7 @@
           <w:sz w:val="27"/>
           <w:szCs w:val="27"/>
         </w:rPr>
-        <w:t xml:space="preserve">Registrazione degli eventi</w:t>
+        <w:t xml:space="preserve">Presenza dei dispositivi</w:t>
       </w:r>
     </w:p>
     <w:p>
@@ -16504,16 +17580,16 @@
           <w:sz w:val="19"/>
           <w:szCs w:val="19"/>
         </w:rPr>
-        <w:t xml:space="preserve">logger.ts</w:t>
-      </w:r>
-      <w:r>
-        <w:rPr>
-          <w:rFonts w:ascii="Arial" w:cs="Arial" w:eastAsia="Arial" w:hAnsi="Arial"/>
-          <w:color w:val="212121"/>
-          <w:sz w:val="21"/>
-          <w:szCs w:val="21"/>
-        </w:rPr>
-        <w:t xml:space="preserve"> costruisce un logger </w:t>
+        <w:t xml:space="preserve">services/wlcPresence.ts</w:t>
+      </w:r>
+      <w:r>
+        <w:rPr>
+          <w:rFonts w:ascii="Arial" w:cs="Arial" w:eastAsia="Arial" w:hAnsi="Arial"/>
+          <w:color w:val="212121"/>
+          <w:sz w:val="21"/>
+          <w:szCs w:val="21"/>
+        </w:rPr>
+        <w:t xml:space="preserve"> risponde a una domanda che prima non si poneva: </w:t>
       </w:r>
       <w:r>
         <w:rPr>
@@ -16524,16 +17600,16 @@
           <w:sz w:val="21"/>
           <w:szCs w:val="21"/>
         </w:rPr>
-        <w:t xml:space="preserve">pino</w:t>
-      </w:r>
-      <w:r>
-        <w:rPr>
-          <w:rFonts w:ascii="Arial" w:cs="Arial" w:eastAsia="Arial" w:hAnsi="Arial"/>
-          <w:color w:val="212121"/>
-          <w:sz w:val="21"/>
-          <w:szCs w:val="21"/>
-        </w:rPr>
-        <w:t xml:space="preserve"> con uscita JSON su stdout, raccolta da Log Analytics. In sviluppo si aggiunge uno stream </w:t>
+        <w:t xml:space="preserve">qualcuno sta davvero usando questo account?</w:t>
+      </w:r>
+      <w:r>
+        <w:rPr>
+          <w:rFonts w:ascii="Arial" w:cs="Arial" w:eastAsia="Arial" w:hAnsi="Arial"/>
+          <w:color w:val="212121"/>
+          <w:sz w:val="21"/>
+          <w:szCs w:val="21"/>
+        </w:rPr>
+        <w:t xml:space="preserve"> Lo stato </w:t>
       </w:r>
       <w:r>
         <w:rPr>
@@ -16544,16 +17620,16 @@
           <w:sz w:val="19"/>
           <w:szCs w:val="19"/>
         </w:rPr>
-        <w:t xml:space="preserve">pino-pretty</w:t>
-      </w:r>
-      <w:r>
-        <w:rPr>
-          <w:rFonts w:ascii="Arial" w:cs="Arial" w:eastAsia="Arial" w:hAnsi="Arial"/>
-          <w:color w:val="212121"/>
-          <w:sz w:val="21"/>
-          <w:szCs w:val="21"/>
-        </w:rPr>
-        <w:t xml:space="preserve">. Se è presente la stringa di connessione di Application Insights e il pacchetto è installato, la telemetria viene inoltrata.</w:t>
+        <w:t xml:space="preserve">active</w:t>
+      </w:r>
+      <w:r>
+        <w:rPr>
+          <w:rFonts w:ascii="Arial" w:cs="Arial" w:eastAsia="Arial" w:hAnsi="Arial"/>
+          <w:color w:val="212121"/>
+          <w:sz w:val="21"/>
+          <w:szCs w:val="21"/>
+        </w:rPr>
+        <w:t xml:space="preserve"> dice solo che l’account è valido.</w:t>
       </w:r>
     </w:p>
     <w:p>
@@ -16572,7 +17648,7 @@
           <w:sz w:val="21"/>
           <w:szCs w:val="21"/>
         </w:rPr>
-        <w:t xml:space="preserve">Ogni riga porta </w:t>
+        <w:t xml:space="preserve">La sincronizzazione invia </w:t>
       </w:r>
       <w:r>
         <w:rPr>
@@ -16583,16 +17659,36 @@
           <w:sz w:val="19"/>
           <w:szCs w:val="19"/>
         </w:rPr>
-        <w:t xml:space="preserve">service</w:t>
-      </w:r>
-      <w:r>
-        <w:rPr>
-          <w:rFonts w:ascii="Arial" w:cs="Arial" w:eastAsia="Arial" w:hAnsi="Arial"/>
-          <w:color w:val="212121"/>
-          <w:sz w:val="21"/>
-          <w:szCs w:val="21"/>
-        </w:rPr>
-        <w:t xml:space="preserve">, </w:t>
+        <w:t xml:space="preserve">show wireless client summary detail</w:t>
+      </w:r>
+      <w:r>
+        <w:rPr>
+          <w:rFonts w:ascii="Arial" w:cs="Arial" w:eastAsia="Arial" w:hAnsi="Arial"/>
+          <w:color w:val="212121"/>
+          <w:sz w:val="21"/>
+          <w:szCs w:val="21"/>
+        </w:rPr>
+        <w:t xml:space="preserve"> come </w:t>
+      </w:r>
+      <w:r>
+        <w:rPr>
+          <w:rFonts w:ascii="Arial" w:cs="Arial" w:eastAsia="Arial" w:hAnsi="Arial"/>
+          <w:b/>
+          <w:bCs/>
+          <w:color w:val="212121"/>
+          <w:sz w:val="21"/>
+          <w:szCs w:val="21"/>
+        </w:rPr>
+        <w:t xml:space="preserve">sonda facoltativa</w:t>
+      </w:r>
+      <w:r>
+        <w:rPr>
+          <w:rFonts w:ascii="Arial" w:cs="Arial" w:eastAsia="Arial" w:hAnsi="Arial"/>
+          <w:color w:val="212121"/>
+          <w:sz w:val="21"/>
+          <w:szCs w:val="21"/>
+        </w:rPr>
+        <w:t xml:space="preserve"> e ne analizza l’output con </w:t>
       </w:r>
       <w:r>
         <w:rPr>
@@ -16603,47 +17699,7 @@
           <w:sz w:val="19"/>
           <w:szCs w:val="19"/>
         </w:rPr>
-        <w:t xml:space="preserve">env</w:t>
-      </w:r>
-      <w:r>
-        <w:rPr>
-          <w:rFonts w:ascii="Arial" w:cs="Arial" w:eastAsia="Arial" w:hAnsi="Arial"/>
-          <w:color w:val="212121"/>
-          <w:sz w:val="21"/>
-          <w:szCs w:val="21"/>
-        </w:rPr>
-        <w:t xml:space="preserve">, </w:t>
-      </w:r>
-      <w:r>
-        <w:rPr>
-          <w:rFonts w:ascii="Consolas" w:cs="Consolas" w:eastAsia="Consolas" w:hAnsi="Consolas"/>
-          <w:b w:val="false"/>
-          <w:bCs w:val="false"/>
-          <w:color w:val="0A5D65"/>
-          <w:sz w:val="19"/>
-          <w:szCs w:val="19"/>
-        </w:rPr>
-        <w:t xml:space="preserve">app</w:t>
-      </w:r>
-      <w:r>
-        <w:rPr>
-          <w:rFonts w:ascii="Arial" w:cs="Arial" w:eastAsia="Arial" w:hAnsi="Arial"/>
-          <w:color w:val="212121"/>
-          <w:sz w:val="21"/>
-          <w:szCs w:val="21"/>
-        </w:rPr>
-        <w:t xml:space="preserve"> e, sul percorso HTTP, </w:t>
-      </w:r>
-      <w:r>
-        <w:rPr>
-          <w:rFonts w:ascii="Consolas" w:cs="Consolas" w:eastAsia="Consolas" w:hAnsi="Consolas"/>
-          <w:b w:val="false"/>
-          <w:bCs w:val="false"/>
-          <w:color w:val="0A5D65"/>
-          <w:sz w:val="19"/>
-          <w:szCs w:val="19"/>
-        </w:rPr>
-        <w:t xml:space="preserve">correlationId</w:t>
+        <w:t xml:space="preserve">parseWirelessClients</w:t>
       </w:r>
       <w:r>
         <w:rPr>
@@ -16671,7 +17727,7 @@
           <w:sz w:val="21"/>
           <w:szCs w:val="21"/>
         </w:rPr>
-        <w:t xml:space="preserve">La query string è </w:t>
+        <w:t xml:space="preserve">Il risultato è tenuto </w:t>
       </w:r>
       <w:r>
         <w:rPr>
@@ -16682,56 +17738,36 @@
           <w:sz w:val="21"/>
           <w:szCs w:val="21"/>
         </w:rPr>
-        <w:t xml:space="preserve">esclusa</w:t>
-      </w:r>
-      <w:r>
-        <w:rPr>
-          <w:rFonts w:ascii="Arial" w:cs="Arial" w:eastAsia="Arial" w:hAnsi="Arial"/>
-          <w:color w:val="212121"/>
-          <w:sz w:val="21"/>
-          <w:szCs w:val="21"/>
-        </w:rPr>
-        <w:t xml:space="preserve"> dal log: contiene il parametro </w:t>
-      </w:r>
-      <w:r>
-        <w:rPr>
-          <w:rFonts w:ascii="Consolas" w:cs="Consolas" w:eastAsia="Consolas" w:hAnsi="Consolas"/>
-          <w:b w:val="false"/>
-          <w:bCs w:val="false"/>
-          <w:color w:val="0A5D65"/>
-          <w:sz w:val="19"/>
-          <w:szCs w:val="19"/>
-        </w:rPr>
-        <w:t xml:space="preserve">redirect</w:t>
-      </w:r>
-      <w:r>
-        <w:rPr>
-          <w:rFonts w:ascii="Arial" w:cs="Arial" w:eastAsia="Arial" w:hAnsi="Arial"/>
-          <w:color w:val="212121"/>
-          <w:sz w:val="21"/>
-          <w:szCs w:val="21"/>
-        </w:rPr>
-        <w:t xml:space="preserve"> e la </w:t>
-      </w:r>
-      <w:r>
-        <w:rPr>
-          <w:rFonts w:ascii="Consolas" w:cs="Consolas" w:eastAsia="Consolas" w:hAnsi="Consolas"/>
-          <w:b w:val="false"/>
-          <w:bCs w:val="false"/>
-          <w:color w:val="0A5D65"/>
-          <w:sz w:val="19"/>
-          <w:szCs w:val="19"/>
-        </w:rPr>
-        <w:t xml:space="preserve">SAMLRequest</w:t>
-      </w:r>
-      <w:r>
-        <w:rPr>
-          <w:rFonts w:ascii="Arial" w:cs="Arial" w:eastAsia="Arial" w:hAnsi="Arial"/>
-          <w:color w:val="212121"/>
-          <w:sz w:val="21"/>
-          <w:szCs w:val="21"/>
-        </w:rPr>
-        <w:t xml:space="preserve">.</w:t>
+        <w:t xml:space="preserve">in memoria</w:t>
+      </w:r>
+      <w:r>
+        <w:rPr>
+          <w:rFonts w:ascii="Arial" w:cs="Arial" w:eastAsia="Arial" w:hAnsi="Arial"/>
+          <w:color w:val="212121"/>
+          <w:sz w:val="21"/>
+          <w:szCs w:val="21"/>
+        </w:rPr>
+        <w:t xml:space="preserve">, per sede, e scade dopo </w:t>
+      </w:r>
+      <w:r>
+        <w:rPr>
+          <w:rFonts w:ascii="Arial" w:cs="Arial" w:eastAsia="Arial" w:hAnsi="Arial"/>
+          <w:b/>
+          <w:bCs/>
+          <w:color w:val="212121"/>
+          <w:sz w:val="21"/>
+          <w:szCs w:val="21"/>
+        </w:rPr>
+        <w:t xml:space="preserve">90 secondi</w:t>
+      </w:r>
+      <w:r>
+        <w:rPr>
+          <w:rFonts w:ascii="Arial" w:cs="Arial" w:eastAsia="Arial" w:hAnsi="Arial"/>
+          <w:color w:val="212121"/>
+          <w:sz w:val="21"/>
+          <w:szCs w:val="21"/>
+        </w:rPr>
+        <w:t xml:space="preserve"> — tre intervalli di sincronizzazione: oltre quel limite una lettura non dice più nulla sull’adesso.</w:t>
       </w:r>
     </w:p>
     <w:p>
@@ -16750,27 +17786,27 @@
           <w:sz w:val="21"/>
           <w:szCs w:val="21"/>
         </w:rPr>
-        <w:t xml:space="preserve">I tentativi di accesso di emergenza, riusciti o meno, sono registrati a livello </w:t>
-      </w:r>
-      <w:r>
-        <w:rPr>
-          <w:rFonts w:ascii="Consolas" w:cs="Consolas" w:eastAsia="Consolas" w:hAnsi="Consolas"/>
-          <w:b w:val="false"/>
-          <w:bCs w:val="false"/>
-          <w:color w:val="0A5D65"/>
-          <w:sz w:val="19"/>
-          <w:szCs w:val="19"/>
-        </w:rPr>
-        <w:t xml:space="preserve">warn</w:t>
-      </w:r>
-      <w:r>
-        <w:rPr>
-          <w:rFonts w:ascii="Arial" w:cs="Arial" w:eastAsia="Arial" w:hAnsi="Arial"/>
-          <w:color w:val="212121"/>
-          <w:sz w:val="21"/>
-          <w:szCs w:val="21"/>
-        </w:rPr>
-        <w:t xml:space="preserve"> proprio perché un alert possa scattare su di essi.</w:t>
+        <w:t xml:space="preserve">Una replica che non ha ancora letto una sede, o la cui lettura è troppo vecchia, risponde </w:t>
+      </w:r>
+      <w:r>
+        <w:rPr>
+          <w:rFonts w:ascii="Arial" w:cs="Arial" w:eastAsia="Arial" w:hAnsi="Arial"/>
+          <w:b/>
+          <w:bCs/>
+          <w:color w:val="212121"/>
+          <w:sz w:val="21"/>
+          <w:szCs w:val="21"/>
+        </w:rPr>
+        <w:t xml:space="preserve">«non noto»</w:t>
+      </w:r>
+      <w:r>
+        <w:rPr>
+          <w:rFonts w:ascii="Arial" w:cs="Arial" w:eastAsia="Arial" w:hAnsi="Arial"/>
+          <w:color w:val="212121"/>
+          <w:sz w:val="21"/>
+          <w:szCs w:val="21"/>
+        </w:rPr>
+        <w:t xml:space="preserve">, mai «non connesso».</w:t>
       </w:r>
     </w:p>
     <w:p>
@@ -16789,8 +17825,214 @@
           <w:sz w:val="21"/>
           <w:szCs w:val="21"/>
         </w:rPr>
-        <w:t xml:space="preserve">Nel log dello storico, la password di destinazione è sostituita da </w:t>
-      </w:r>
+        <w:t xml:space="preserve">Non è mai persistito: è una copia di stato vivo, e salvarla le darebbe solo un modo di diventare obsoleta.</w:t>
+      </w:r>
+    </w:p>
+    <w:tbl>
+      <w:tblPr>
+        <w:tblW w:type="dxa" w:w="9638"/>
+        <w:tblBorders>
+          <w:top w:val="none"/>
+          <w:left w:val="single" w:color="04C1C8" w:sz="18"/>
+          <w:bottom w:val="none"/>
+          <w:right w:val="none"/>
+          <w:insideH w:val="none"/>
+          <w:insideV w:val="none"/>
+        </w:tblBorders>
+      </w:tblPr>
+      <w:tblGrid>
+        <w:gridCol w:w="9638"/>
+      </w:tblGrid>
+      <w:tr>
+        <w:tc>
+          <w:tcPr>
+            <w:tcW w:type="dxa" w:w="9638"/>
+            <w:shd w:fill="EEFDFC" w:color="auto" w:val="clear"/>
+            <w:tcMar>
+              <w:top w:type="dxa" w:w="120"/>
+              <w:left w:type="dxa" w:w="180"/>
+              <w:bottom w:type="dxa" w:w="120"/>
+              <w:right w:type="dxa" w:w="180"/>
+            </w:tcMar>
+          </w:tcPr>
+          <w:p>
+            <w:pPr>
+              <w:spacing w:after="60"/>
+            </w:pPr>
+            <w:r>
+              <w:rPr>
+                <w:rFonts w:ascii="Arial" w:cs="Arial" w:eastAsia="Arial" w:hAnsi="Arial"/>
+                <w:b/>
+                <w:bCs/>
+                <w:color w:val="0A5D65"/>
+                <w:sz w:val="20"/>
+                <w:szCs w:val="20"/>
+              </w:rPr>
+              <w:t xml:space="preserve">Una sonda che può fallire senza conseguenze</w:t>
+            </w:r>
+          </w:p>
+          <w:p>
+            <w:pPr>
+              <w:spacing w:after="0" w:line="276"/>
+            </w:pPr>
+            <w:r>
+              <w:rPr>
+                <w:rFonts w:ascii="Consolas" w:cs="Consolas" w:eastAsia="Consolas" w:hAnsi="Consolas"/>
+                <w:b w:val="false"/>
+                <w:bCs w:val="false"/>
+                <w:color w:val="0A5D65"/>
+                <w:sz w:val="18"/>
+                <w:szCs w:val="18"/>
+              </w:rPr>
+              <w:t xml:space="preserve">execSsh</w:t>
+            </w:r>
+            <w:r>
+              <w:rPr>
+                <w:rFonts w:ascii="Arial" w:cs="Arial" w:eastAsia="Arial" w:hAnsi="Arial"/>
+                <w:color w:val="212121"/>
+                <w:sz w:val="20"/>
+                <w:szCs w:val="20"/>
+              </w:rPr>
+              <w:t xml:space="preserve"> accetta ora </w:t>
+            </w:r>
+            <w:r>
+              <w:rPr>
+                <w:rFonts w:ascii="Consolas" w:cs="Consolas" w:eastAsia="Consolas" w:hAnsi="Consolas"/>
+                <w:b w:val="false"/>
+                <w:bCs w:val="false"/>
+                <w:color w:val="0A5D65"/>
+                <w:sz w:val="18"/>
+                <w:szCs w:val="18"/>
+              </w:rPr>
+              <w:t xml:space="preserve">optionalCommands</w:t>
+            </w:r>
+            <w:r>
+              <w:rPr>
+                <w:rFonts w:ascii="Arial" w:cs="Arial" w:eastAsia="Arial" w:hAnsi="Arial"/>
+                <w:color w:val="212121"/>
+                <w:sz w:val="20"/>
+                <w:szCs w:val="20"/>
+              </w:rPr>
+              <w:t xml:space="preserve">: un comando </w:t>
+            </w:r>
+            <w:r>
+              <w:rPr>
+                <w:rFonts w:ascii="Consolas" w:cs="Consolas" w:eastAsia="Consolas" w:hAnsi="Consolas"/>
+                <w:b w:val="false"/>
+                <w:bCs w:val="false"/>
+                <w:color w:val="0A5D65"/>
+                <w:sz w:val="18"/>
+                <w:szCs w:val="18"/>
+              </w:rPr>
+              <w:t xml:space="preserve">show</w:t>
+            </w:r>
+            <w:r>
+              <w:rPr>
+                <w:rFonts w:ascii="Arial" w:cs="Arial" w:eastAsia="Arial" w:hAnsi="Arial"/>
+                <w:color w:val="212121"/>
+                <w:sz w:val="20"/>
+                <w:szCs w:val="20"/>
+              </w:rPr>
+              <w:t xml:space="preserve"> che questa versione di IOS-XE non conosce viene segnalato in </w:t>
+            </w:r>
+            <w:r>
+              <w:rPr>
+                <w:rFonts w:ascii="Consolas" w:cs="Consolas" w:eastAsia="Consolas" w:hAnsi="Consolas"/>
+                <w:b w:val="false"/>
+                <w:bCs w:val="false"/>
+                <w:color w:val="0A5D65"/>
+                <w:sz w:val="18"/>
+                <w:szCs w:val="18"/>
+              </w:rPr>
+              <w:t xml:space="preserve">optionalFailed</w:t>
+            </w:r>
+            <w:r>
+              <w:rPr>
+                <w:rFonts w:ascii="Arial" w:cs="Arial" w:eastAsia="Arial" w:hAnsi="Arial"/>
+                <w:color w:val="212121"/>
+                <w:sz w:val="20"/>
+                <w:szCs w:val="20"/>
+              </w:rPr>
+              <w:t xml:space="preserve"> </w:t>
+            </w:r>
+            <w:r>
+              <w:rPr>
+                <w:rFonts w:ascii="Arial" w:cs="Arial" w:eastAsia="Arial" w:hAnsi="Arial"/>
+                <w:b/>
+                <w:bCs/>
+                <w:color w:val="212121"/>
+                <w:sz w:val="20"/>
+                <w:szCs w:val="20"/>
+              </w:rPr>
+              <w:t xml:space="preserve">senza far fallire la sequenza</w:t>
+            </w:r>
+            <w:r>
+              <w:rPr>
+                <w:rFonts w:ascii="Arial" w:cs="Arial" w:eastAsia="Arial" w:hAnsi="Arial"/>
+                <w:color w:val="212121"/>
+                <w:sz w:val="20"/>
+                <w:szCs w:val="20"/>
+              </w:rPr>
+              <w:t xml:space="preserve"> né buttare via l’output dei comandi riusciti. Il passo di importazione e disattivazione non ne risente. L’assenza della tabella dei client è registrata </w:t>
+            </w:r>
+            <w:r>
+              <w:rPr>
+                <w:rFonts w:ascii="Arial" w:cs="Arial" w:eastAsia="Arial" w:hAnsi="Arial"/>
+                <w:b/>
+                <w:bCs/>
+                <w:color w:val="212121"/>
+                <w:sz w:val="20"/>
+                <w:szCs w:val="20"/>
+              </w:rPr>
+              <w:t xml:space="preserve">una sola volta per sede</w:t>
+            </w:r>
+            <w:r>
+              <w:rPr>
+                <w:rFonts w:ascii="Arial" w:cs="Arial" w:eastAsia="Arial" w:hAnsi="Arial"/>
+                <w:color w:val="212121"/>
+                <w:sz w:val="20"/>
+                <w:szCs w:val="20"/>
+              </w:rPr>
+              <w:t xml:space="preserve">, altrimenti la sincronizzazione ogni 30 secondi inonderebbe i log.</w:t>
+            </w:r>
+          </w:p>
+        </w:tc>
+      </w:tr>
+    </w:tbl>
+    <w:p>
+      <w:pPr>
+        <w:pStyle w:val="Heading2"/>
+        <w:keepNext/>
+        <w:spacing w:after="130" w:before="340"/>
+      </w:pPr>
+      <w:r>
+        <w:rPr>
+          <w:rFonts w:ascii="Arial" w:cs="Arial" w:eastAsia="Arial" w:hAnsi="Arial"/>
+          <w:b/>
+          <w:bCs/>
+          <w:color w:val="DC3230"/>
+          <w:sz w:val="27"/>
+          <w:szCs w:val="27"/>
+        </w:rPr>
+        <w:t xml:space="preserve">3.17  </w:t>
+      </w:r>
+      <w:r>
+        <w:rPr>
+          <w:rFonts w:ascii="Arial" w:cs="Arial" w:eastAsia="Arial" w:hAnsi="Arial"/>
+          <w:b/>
+          <w:bCs/>
+          <w:caps w:val="false"/>
+          <w:color w:val="0A5D65"/>
+          <w:sz w:val="27"/>
+          <w:szCs w:val="27"/>
+        </w:rPr>
+        <w:t xml:space="preserve">Canale WebSocket</w:t>
+      </w:r>
+    </w:p>
+    <w:p>
+      <w:pPr>
+        <w:spacing w:after="140" w:line="288"/>
+      </w:pPr>
       <w:r>
         <w:rPr>
           <w:rFonts w:ascii="Consolas" w:cs="Consolas" w:eastAsia="Consolas" w:hAnsi="Consolas"/>
@@ -16800,16 +18042,235 @@
           <w:sz w:val="19"/>
           <w:szCs w:val="19"/>
         </w:rPr>
-        <w:t xml:space="preserve">***</w:t>
-      </w:r>
-      <w:r>
-        <w:rPr>
-          <w:rFonts w:ascii="Arial" w:cs="Arial" w:eastAsia="Arial" w:hAnsi="Arial"/>
-          <w:color w:val="212121"/>
-          <w:sz w:val="21"/>
-          <w:szCs w:val="21"/>
-        </w:rPr>
-        <w:t xml:space="preserve"> prima della scrittura.</w:t>
+        <w:t xml:space="preserve">services/ws.ts</w:t>
+      </w:r>
+      <w:r>
+        <w:rPr>
+          <w:rFonts w:ascii="Arial" w:cs="Arial" w:eastAsia="Arial" w:hAnsi="Arial"/>
+          <w:color w:val="212121"/>
+          <w:sz w:val="21"/>
+          <w:szCs w:val="21"/>
+        </w:rPr>
+        <w:t xml:space="preserve"> espone </w:t>
+      </w:r>
+      <w:r>
+        <w:rPr>
+          <w:rFonts w:ascii="Consolas" w:cs="Consolas" w:eastAsia="Consolas" w:hAnsi="Consolas"/>
+          <w:b w:val="false"/>
+          <w:bCs w:val="false"/>
+          <w:color w:val="0A5D65"/>
+          <w:sz w:val="19"/>
+          <w:szCs w:val="19"/>
+        </w:rPr>
+        <w:t xml:space="preserve">/api/ws</w:t>
+      </w:r>
+      <w:r>
+        <w:rPr>
+          <w:rFonts w:ascii="Arial" w:cs="Arial" w:eastAsia="Arial" w:hAnsi="Arial"/>
+          <w:color w:val="212121"/>
+          <w:sz w:val="21"/>
+          <w:szCs w:val="21"/>
+        </w:rPr>
+        <w:t xml:space="preserve">. L’upgrade </w:t>
+      </w:r>
+      <w:r>
+        <w:rPr>
+          <w:rFonts w:ascii="Arial" w:cs="Arial" w:eastAsia="Arial" w:hAnsi="Arial"/>
+          <w:b/>
+          <w:bCs/>
+          <w:color w:val="212121"/>
+          <w:sz w:val="21"/>
+          <w:szCs w:val="21"/>
+        </w:rPr>
+        <w:t xml:space="preserve">non</w:t>
+      </w:r>
+      <w:r>
+        <w:rPr>
+          <w:rFonts w:ascii="Arial" w:cs="Arial" w:eastAsia="Arial" w:hAnsi="Arial"/>
+          <w:color w:val="212121"/>
+          <w:sz w:val="21"/>
+          <w:szCs w:val="21"/>
+        </w:rPr>
+        <w:t xml:space="preserve"> è automatico: viene intercettato, il cookie di sessione viene letto, la firma verificata con </w:t>
+      </w:r>
+      <w:r>
+        <w:rPr>
+          <w:rFonts w:ascii="Consolas" w:cs="Consolas" w:eastAsia="Consolas" w:hAnsi="Consolas"/>
+          <w:b w:val="false"/>
+          <w:bCs w:val="false"/>
+          <w:color w:val="0A5D65"/>
+          <w:sz w:val="19"/>
+          <w:szCs w:val="19"/>
+        </w:rPr>
+        <w:t xml:space="preserve">cookie-signature</w:t>
+      </w:r>
+      <w:r>
+        <w:rPr>
+          <w:rFonts w:ascii="Arial" w:cs="Arial" w:eastAsia="Arial" w:hAnsi="Arial"/>
+          <w:color w:val="212121"/>
+          <w:sz w:val="21"/>
+          <w:szCs w:val="21"/>
+        </w:rPr>
+        <w:t xml:space="preserve">, la sessione caricata dallo stesso store usato da Express e l’autorizzazione risolta con </w:t>
+      </w:r>
+      <w:r>
+        <w:rPr>
+          <w:rFonts w:ascii="Consolas" w:cs="Consolas" w:eastAsia="Consolas" w:hAnsi="Consolas"/>
+          <w:b w:val="false"/>
+          <w:bCs w:val="false"/>
+          <w:color w:val="0A5D65"/>
+          <w:sz w:val="19"/>
+          <w:szCs w:val="19"/>
+        </w:rPr>
+        <w:t xml:space="preserve">resolveAuthProfile</w:t>
+      </w:r>
+      <w:r>
+        <w:rPr>
+          <w:rFonts w:ascii="Arial" w:cs="Arial" w:eastAsia="Arial" w:hAnsi="Arial"/>
+          <w:color w:val="212121"/>
+          <w:sz w:val="21"/>
+          <w:szCs w:val="21"/>
+        </w:rPr>
+        <w:t xml:space="preserve">. Un utente sospeso non conserva il socket.</w:t>
+      </w:r>
+    </w:p>
+    <w:p>
+      <w:pPr>
+        <w:spacing w:after="140" w:line="288"/>
+      </w:pPr>
+      <w:r>
+        <w:rPr>
+          <w:rFonts w:ascii="Arial" w:cs="Arial" w:eastAsia="Arial" w:hAnsi="Arial"/>
+          <w:color w:val="212121"/>
+          <w:sz w:val="21"/>
+          <w:szCs w:val="21"/>
+        </w:rPr>
+        <w:t xml:space="preserve">Ogni connessione porta con sé l’ambito che le è concesso (</w:t>
+      </w:r>
+      <w:r>
+        <w:rPr>
+          <w:rFonts w:ascii="Consolas" w:cs="Consolas" w:eastAsia="Consolas" w:hAnsi="Consolas"/>
+          <w:b w:val="false"/>
+          <w:bCs w:val="false"/>
+          <w:color w:val="0A5D65"/>
+          <w:sz w:val="19"/>
+          <w:szCs w:val="19"/>
+        </w:rPr>
+        <w:t xml:space="preserve">sedeId</w:t>
+      </w:r>
+      <w:r>
+        <w:rPr>
+          <w:rFonts w:ascii="Arial" w:cs="Arial" w:eastAsia="Arial" w:hAnsi="Arial"/>
+          <w:color w:val="212121"/>
+          <w:sz w:val="21"/>
+          <w:szCs w:val="21"/>
+        </w:rPr>
+        <w:t xml:space="preserve">, </w:t>
+      </w:r>
+      <w:r>
+        <w:rPr>
+          <w:rFonts w:ascii="Consolas" w:cs="Consolas" w:eastAsia="Consolas" w:hAnsi="Consolas"/>
+          <w:b w:val="false"/>
+          <w:bCs w:val="false"/>
+          <w:color w:val="0A5D65"/>
+          <w:sz w:val="19"/>
+          <w:szCs w:val="19"/>
+        </w:rPr>
+        <w:t xml:space="preserve">allSedi</w:t>
+      </w:r>
+      <w:r>
+        <w:rPr>
+          <w:rFonts w:ascii="Arial" w:cs="Arial" w:eastAsia="Arial" w:hAnsi="Arial"/>
+          <w:color w:val="212121"/>
+          <w:sz w:val="21"/>
+          <w:szCs w:val="21"/>
+        </w:rPr>
+        <w:t xml:space="preserve">) e riceve solo gli eventi di sua competenza: i nomi degli ospiti sono dati personali, e non c’è ragione che un operatore di una sede sappia chi si è appena connesso in un’altra.</w:t>
+      </w:r>
+    </w:p>
+    <w:p>
+      <w:pPr>
+        <w:keepLines/>
+        <w:shd w:fill="F0F0F0" w:color="auto" w:val="clear"/>
+        <w:spacing w:after="0" w:before="120" w:line="240"/>
+        <w:ind w:left="140" w:right="140"/>
+      </w:pPr>
+      <w:r>
+        <w:rPr>
+          <w:rFonts w:ascii="Consolas" w:cs="Consolas" w:eastAsia="Consolas" w:hAnsi="Consolas"/>
+          <w:color w:val="212121"/>
+          <w:sz w:val="17"/>
+          <w:szCs w:val="17"/>
+        </w:rPr>
+        <w:t xml:space="preserve">guest:created      guest:updated      guest:expired</w:t>
+      </w:r>
+    </w:p>
+    <w:p>
+      <w:pPr>
+        <w:keepLines/>
+        <w:shd w:fill="F0F0F0" w:color="auto" w:val="clear"/>
+        <w:spacing w:after="0" w:before="0" w:line="240"/>
+        <w:ind w:left="140" w:right="140"/>
+      </w:pPr>
+      <w:r>
+        <w:rPr>
+          <w:rFonts w:ascii="Consolas" w:cs="Consolas" w:eastAsia="Consolas" w:hAnsi="Consolas"/>
+          <w:color w:val="212121"/>
+          <w:sz w:val="17"/>
+          <w:szCs w:val="17"/>
+        </w:rPr>
+        <w:t xml:space="preserve">guest:deactivated  guest:deleted      guest:imported</w:t>
+      </w:r>
+    </w:p>
+    <w:p>
+      <w:pPr>
+        <w:keepLines/>
+        <w:shd w:fill="F0F0F0" w:color="auto" w:val="clear"/>
+        <w:spacing w:after="0" w:before="0" w:line="240"/>
+        <w:ind w:left="140" w:right="140"/>
+      </w:pPr>
+      <w:r>
+        <w:rPr>
+          <w:rFonts w:ascii="Consolas" w:cs="Consolas" w:eastAsia="Consolas" w:hAnsi="Consolas"/>
+          <w:color w:val="212121"/>
+          <w:sz w:val="17"/>
+          <w:szCs w:val="17"/>
+        </w:rPr>
+        <w:t xml:space="preserve">sync:completed     hello</w:t>
+      </w:r>
+    </w:p>
+    <w:p>
+      <w:pPr>
+        <w:keepLines/>
+        <w:shd w:fill="F0F0F0" w:color="auto" w:val="clear"/>
+        <w:spacing w:after="0" w:before="0" w:line="240"/>
+        <w:ind w:left="140" w:right="140"/>
+      </w:pPr>
+      <w:r>
+        <w:rPr>
+          <w:rFonts w:ascii="Consolas" w:cs="Consolas" w:eastAsia="Consolas" w:hAnsi="Consolas"/>
+          <w:color w:val="212121"/>
+          <w:sz w:val="17"/>
+          <w:szCs w:val="17"/>
+        </w:rPr>
+        <w:t xml:space="preserve"> </w:t>
+      </w:r>
+    </w:p>
+    <w:p>
+      <w:pPr>
+        <w:keepLines/>
+        <w:shd w:fill="F0F0F0" w:color="auto" w:val="clear"/>
+        <w:spacing w:after="180" w:before="0" w:line="240"/>
+        <w:ind w:left="140" w:right="140"/>
+      </w:pPr>
+      <w:r>
+        <w:rPr>
+          <w:rFonts w:ascii="Consolas" w:cs="Consolas" w:eastAsia="Consolas" w:hAnsi="Consolas"/>
+          <w:color w:val="212121"/>
+          <w:sz w:val="17"/>
+          <w:szCs w:val="17"/>
+        </w:rPr>
+        <w:t xml:space="preserve">{ type, data: { id, name, username, sedeId }, timestamp }</w:t>
       </w:r>
     </w:p>
     <w:p>
@@ -16827,7 +18288,358 @@
           <w:sz w:val="27"/>
           <w:szCs w:val="27"/>
         </w:rPr>
-        <w:t xml:space="preserve">3.15  </w:t>
+        <w:t xml:space="preserve">3.18  </w:t>
+      </w:r>
+      <w:r>
+        <w:rPr>
+          <w:rFonts w:ascii="Arial" w:cs="Arial" w:eastAsia="Arial" w:hAnsi="Arial"/>
+          <w:b/>
+          <w:bCs/>
+          <w:caps w:val="false"/>
+          <w:color w:val="0A5D65"/>
+          <w:sz w:val="27"/>
+          <w:szCs w:val="27"/>
+        </w:rPr>
+        <w:t xml:space="preserve">Registrazione degli eventi</w:t>
+      </w:r>
+    </w:p>
+    <w:p>
+      <w:pPr>
+        <w:spacing w:after="140" w:line="288"/>
+      </w:pPr>
+      <w:r>
+        <w:rPr>
+          <w:rFonts w:ascii="Consolas" w:cs="Consolas" w:eastAsia="Consolas" w:hAnsi="Consolas"/>
+          <w:b w:val="false"/>
+          <w:bCs w:val="false"/>
+          <w:color w:val="0A5D65"/>
+          <w:sz w:val="19"/>
+          <w:szCs w:val="19"/>
+        </w:rPr>
+        <w:t xml:space="preserve">logger.ts</w:t>
+      </w:r>
+      <w:r>
+        <w:rPr>
+          <w:rFonts w:ascii="Arial" w:cs="Arial" w:eastAsia="Arial" w:hAnsi="Arial"/>
+          <w:color w:val="212121"/>
+          <w:sz w:val="21"/>
+          <w:szCs w:val="21"/>
+        </w:rPr>
+        <w:t xml:space="preserve"> costruisce un logger </w:t>
+      </w:r>
+      <w:r>
+        <w:rPr>
+          <w:rFonts w:ascii="Arial" w:cs="Arial" w:eastAsia="Arial" w:hAnsi="Arial"/>
+          <w:b/>
+          <w:bCs/>
+          <w:color w:val="212121"/>
+          <w:sz w:val="21"/>
+          <w:szCs w:val="21"/>
+        </w:rPr>
+        <w:t xml:space="preserve">pino</w:t>
+      </w:r>
+      <w:r>
+        <w:rPr>
+          <w:rFonts w:ascii="Arial" w:cs="Arial" w:eastAsia="Arial" w:hAnsi="Arial"/>
+          <w:color w:val="212121"/>
+          <w:sz w:val="21"/>
+          <w:szCs w:val="21"/>
+        </w:rPr>
+        <w:t xml:space="preserve"> con uscita JSON su stdout, raccolta da Log Analytics. In sviluppo si aggiunge uno stream </w:t>
+      </w:r>
+      <w:r>
+        <w:rPr>
+          <w:rFonts w:ascii="Consolas" w:cs="Consolas" w:eastAsia="Consolas" w:hAnsi="Consolas"/>
+          <w:b w:val="false"/>
+          <w:bCs w:val="false"/>
+          <w:color w:val="0A5D65"/>
+          <w:sz w:val="19"/>
+          <w:szCs w:val="19"/>
+        </w:rPr>
+        <w:t xml:space="preserve">pino-pretty</w:t>
+      </w:r>
+      <w:r>
+        <w:rPr>
+          <w:rFonts w:ascii="Arial" w:cs="Arial" w:eastAsia="Arial" w:hAnsi="Arial"/>
+          <w:color w:val="212121"/>
+          <w:sz w:val="21"/>
+          <w:szCs w:val="21"/>
+        </w:rPr>
+        <w:t xml:space="preserve">. Se è presente la stringa di connessione di Application Insights e il pacchetto è installato, la telemetria viene inoltrata.</w:t>
+      </w:r>
+    </w:p>
+    <w:p>
+      <w:pPr>
+        <w:pStyle w:val="ListParagraph"/>
+        <w:numPr>
+          <w:ilvl w:val="0"/>
+          <w:numId w:val="2"/>
+        </w:numPr>
+        <w:spacing w:after="70" w:line="280"/>
+      </w:pPr>
+      <w:r>
+        <w:rPr>
+          <w:rFonts w:ascii="Arial" w:cs="Arial" w:eastAsia="Arial" w:hAnsi="Arial"/>
+          <w:color w:val="212121"/>
+          <w:sz w:val="21"/>
+          <w:szCs w:val="21"/>
+        </w:rPr>
+        <w:t xml:space="preserve">Ogni riga porta </w:t>
+      </w:r>
+      <w:r>
+        <w:rPr>
+          <w:rFonts w:ascii="Consolas" w:cs="Consolas" w:eastAsia="Consolas" w:hAnsi="Consolas"/>
+          <w:b w:val="false"/>
+          <w:bCs w:val="false"/>
+          <w:color w:val="0A5D65"/>
+          <w:sz w:val="19"/>
+          <w:szCs w:val="19"/>
+        </w:rPr>
+        <w:t xml:space="preserve">service</w:t>
+      </w:r>
+      <w:r>
+        <w:rPr>
+          <w:rFonts w:ascii="Arial" w:cs="Arial" w:eastAsia="Arial" w:hAnsi="Arial"/>
+          <w:color w:val="212121"/>
+          <w:sz w:val="21"/>
+          <w:szCs w:val="21"/>
+        </w:rPr>
+        <w:t xml:space="preserve">, </w:t>
+      </w:r>
+      <w:r>
+        <w:rPr>
+          <w:rFonts w:ascii="Consolas" w:cs="Consolas" w:eastAsia="Consolas" w:hAnsi="Consolas"/>
+          <w:b w:val="false"/>
+          <w:bCs w:val="false"/>
+          <w:color w:val="0A5D65"/>
+          <w:sz w:val="19"/>
+          <w:szCs w:val="19"/>
+        </w:rPr>
+        <w:t xml:space="preserve">env</w:t>
+      </w:r>
+      <w:r>
+        <w:rPr>
+          <w:rFonts w:ascii="Arial" w:cs="Arial" w:eastAsia="Arial" w:hAnsi="Arial"/>
+          <w:color w:val="212121"/>
+          <w:sz w:val="21"/>
+          <w:szCs w:val="21"/>
+        </w:rPr>
+        <w:t xml:space="preserve">, </w:t>
+      </w:r>
+      <w:r>
+        <w:rPr>
+          <w:rFonts w:ascii="Consolas" w:cs="Consolas" w:eastAsia="Consolas" w:hAnsi="Consolas"/>
+          <w:b w:val="false"/>
+          <w:bCs w:val="false"/>
+          <w:color w:val="0A5D65"/>
+          <w:sz w:val="19"/>
+          <w:szCs w:val="19"/>
+        </w:rPr>
+        <w:t xml:space="preserve">app</w:t>
+      </w:r>
+      <w:r>
+        <w:rPr>
+          <w:rFonts w:ascii="Arial" w:cs="Arial" w:eastAsia="Arial" w:hAnsi="Arial"/>
+          <w:color w:val="212121"/>
+          <w:sz w:val="21"/>
+          <w:szCs w:val="21"/>
+        </w:rPr>
+        <w:t xml:space="preserve"> e, sul percorso HTTP, </w:t>
+      </w:r>
+      <w:r>
+        <w:rPr>
+          <w:rFonts w:ascii="Consolas" w:cs="Consolas" w:eastAsia="Consolas" w:hAnsi="Consolas"/>
+          <w:b w:val="false"/>
+          <w:bCs w:val="false"/>
+          <w:color w:val="0A5D65"/>
+          <w:sz w:val="19"/>
+          <w:szCs w:val="19"/>
+        </w:rPr>
+        <w:t xml:space="preserve">correlationId</w:t>
+      </w:r>
+      <w:r>
+        <w:rPr>
+          <w:rFonts w:ascii="Arial" w:cs="Arial" w:eastAsia="Arial" w:hAnsi="Arial"/>
+          <w:color w:val="212121"/>
+          <w:sz w:val="21"/>
+          <w:szCs w:val="21"/>
+        </w:rPr>
+        <w:t xml:space="preserve">.</w:t>
+      </w:r>
+    </w:p>
+    <w:p>
+      <w:pPr>
+        <w:pStyle w:val="ListParagraph"/>
+        <w:numPr>
+          <w:ilvl w:val="0"/>
+          <w:numId w:val="2"/>
+        </w:numPr>
+        <w:spacing w:after="70" w:line="280"/>
+      </w:pPr>
+      <w:r>
+        <w:rPr>
+          <w:rFonts w:ascii="Arial" w:cs="Arial" w:eastAsia="Arial" w:hAnsi="Arial"/>
+          <w:color w:val="212121"/>
+          <w:sz w:val="21"/>
+          <w:szCs w:val="21"/>
+        </w:rPr>
+        <w:t xml:space="preserve">La query string è </w:t>
+      </w:r>
+      <w:r>
+        <w:rPr>
+          <w:rFonts w:ascii="Arial" w:cs="Arial" w:eastAsia="Arial" w:hAnsi="Arial"/>
+          <w:b/>
+          <w:bCs/>
+          <w:color w:val="212121"/>
+          <w:sz w:val="21"/>
+          <w:szCs w:val="21"/>
+        </w:rPr>
+        <w:t xml:space="preserve">esclusa</w:t>
+      </w:r>
+      <w:r>
+        <w:rPr>
+          <w:rFonts w:ascii="Arial" w:cs="Arial" w:eastAsia="Arial" w:hAnsi="Arial"/>
+          <w:color w:val="212121"/>
+          <w:sz w:val="21"/>
+          <w:szCs w:val="21"/>
+        </w:rPr>
+        <w:t xml:space="preserve"> dal log: contiene il parametro </w:t>
+      </w:r>
+      <w:r>
+        <w:rPr>
+          <w:rFonts w:ascii="Consolas" w:cs="Consolas" w:eastAsia="Consolas" w:hAnsi="Consolas"/>
+          <w:b w:val="false"/>
+          <w:bCs w:val="false"/>
+          <w:color w:val="0A5D65"/>
+          <w:sz w:val="19"/>
+          <w:szCs w:val="19"/>
+        </w:rPr>
+        <w:t xml:space="preserve">redirect</w:t>
+      </w:r>
+      <w:r>
+        <w:rPr>
+          <w:rFonts w:ascii="Arial" w:cs="Arial" w:eastAsia="Arial" w:hAnsi="Arial"/>
+          <w:color w:val="212121"/>
+          <w:sz w:val="21"/>
+          <w:szCs w:val="21"/>
+        </w:rPr>
+        <w:t xml:space="preserve"> e la </w:t>
+      </w:r>
+      <w:r>
+        <w:rPr>
+          <w:rFonts w:ascii="Consolas" w:cs="Consolas" w:eastAsia="Consolas" w:hAnsi="Consolas"/>
+          <w:b w:val="false"/>
+          <w:bCs w:val="false"/>
+          <w:color w:val="0A5D65"/>
+          <w:sz w:val="19"/>
+          <w:szCs w:val="19"/>
+        </w:rPr>
+        <w:t xml:space="preserve">SAMLRequest</w:t>
+      </w:r>
+      <w:r>
+        <w:rPr>
+          <w:rFonts w:ascii="Arial" w:cs="Arial" w:eastAsia="Arial" w:hAnsi="Arial"/>
+          <w:color w:val="212121"/>
+          <w:sz w:val="21"/>
+          <w:szCs w:val="21"/>
+        </w:rPr>
+        <w:t xml:space="preserve">.</w:t>
+      </w:r>
+    </w:p>
+    <w:p>
+      <w:pPr>
+        <w:pStyle w:val="ListParagraph"/>
+        <w:numPr>
+          <w:ilvl w:val="0"/>
+          <w:numId w:val="2"/>
+        </w:numPr>
+        <w:spacing w:after="70" w:line="280"/>
+      </w:pPr>
+      <w:r>
+        <w:rPr>
+          <w:rFonts w:ascii="Arial" w:cs="Arial" w:eastAsia="Arial" w:hAnsi="Arial"/>
+          <w:color w:val="212121"/>
+          <w:sz w:val="21"/>
+          <w:szCs w:val="21"/>
+        </w:rPr>
+        <w:t xml:space="preserve">I tentativi di accesso di emergenza, riusciti o meno, sono registrati a livello </w:t>
+      </w:r>
+      <w:r>
+        <w:rPr>
+          <w:rFonts w:ascii="Consolas" w:cs="Consolas" w:eastAsia="Consolas" w:hAnsi="Consolas"/>
+          <w:b w:val="false"/>
+          <w:bCs w:val="false"/>
+          <w:color w:val="0A5D65"/>
+          <w:sz w:val="19"/>
+          <w:szCs w:val="19"/>
+        </w:rPr>
+        <w:t xml:space="preserve">warn</w:t>
+      </w:r>
+      <w:r>
+        <w:rPr>
+          <w:rFonts w:ascii="Arial" w:cs="Arial" w:eastAsia="Arial" w:hAnsi="Arial"/>
+          <w:color w:val="212121"/>
+          <w:sz w:val="21"/>
+          <w:szCs w:val="21"/>
+        </w:rPr>
+        <w:t xml:space="preserve"> proprio perché un alert possa scattare su di essi.</w:t>
+      </w:r>
+    </w:p>
+    <w:p>
+      <w:pPr>
+        <w:pStyle w:val="ListParagraph"/>
+        <w:numPr>
+          <w:ilvl w:val="0"/>
+          <w:numId w:val="2"/>
+        </w:numPr>
+        <w:spacing w:after="70" w:line="280"/>
+      </w:pPr>
+      <w:r>
+        <w:rPr>
+          <w:rFonts w:ascii="Arial" w:cs="Arial" w:eastAsia="Arial" w:hAnsi="Arial"/>
+          <w:color w:val="212121"/>
+          <w:sz w:val="21"/>
+          <w:szCs w:val="21"/>
+        </w:rPr>
+        <w:t xml:space="preserve">Nel log dello storico, la password di destinazione è sostituita da </w:t>
+      </w:r>
+      <w:r>
+        <w:rPr>
+          <w:rFonts w:ascii="Consolas" w:cs="Consolas" w:eastAsia="Consolas" w:hAnsi="Consolas"/>
+          <w:b w:val="false"/>
+          <w:bCs w:val="false"/>
+          <w:color w:val="0A5D65"/>
+          <w:sz w:val="19"/>
+          <w:szCs w:val="19"/>
+        </w:rPr>
+        <w:t xml:space="preserve">***</w:t>
+      </w:r>
+      <w:r>
+        <w:rPr>
+          <w:rFonts w:ascii="Arial" w:cs="Arial" w:eastAsia="Arial" w:hAnsi="Arial"/>
+          <w:color w:val="212121"/>
+          <w:sz w:val="21"/>
+          <w:szCs w:val="21"/>
+        </w:rPr>
+        <w:t xml:space="preserve"> prima della scrittura.</w:t>
+      </w:r>
+    </w:p>
+    <w:p>
+      <w:pPr>
+        <w:pStyle w:val="Heading2"/>
+        <w:keepNext/>
+        <w:spacing w:after="130" w:before="340"/>
+      </w:pPr>
+      <w:r>
+        <w:rPr>
+          <w:rFonts w:ascii="Arial" w:cs="Arial" w:eastAsia="Arial" w:hAnsi="Arial"/>
+          <w:b/>
+          <w:bCs/>
+          <w:color w:val="DC3230"/>
+          <w:sz w:val="27"/>
+          <w:szCs w:val="27"/>
+        </w:rPr>
+        <w:t xml:space="preserve">3.19  </w:t>
       </w:r>
       <w:r>
         <w:rPr>
@@ -17489,7 +19301,7 @@
           <w:sz w:val="17"/>
           <w:szCs w:val="17"/>
         </w:rPr>
-        <w:t xml:space="preserve">Tabella 11 — </w:t>
+        <w:t xml:space="preserve">Tabella 12 — </w:t>
       </w:r>
       <w:r>
         <w:rPr>
@@ -19026,7 +20838,7 @@
           <w:sz w:val="17"/>
           <w:szCs w:val="17"/>
         </w:rPr>
-        <w:t xml:space="preserve">Tabella 12 — </w:t>
+        <w:t xml:space="preserve">Tabella 13 — </w:t>
       </w:r>
       <w:r>
         <w:rPr>
@@ -22648,7 +24460,7 @@
           <w:sz w:val="17"/>
           <w:szCs w:val="17"/>
         </w:rPr>
-        <w:t xml:space="preserve">Tabella 13 — </w:t>
+        <w:t xml:space="preserve">Tabella 14 — </w:t>
       </w:r>
       <w:r>
         <w:rPr>
@@ -23365,7 +25177,7 @@
           <w:sz w:val="17"/>
           <w:szCs w:val="17"/>
         </w:rPr>
-        <w:t xml:space="preserve">Tabella 14 — </w:t>
+        <w:t xml:space="preserve">Tabella 15 — </w:t>
       </w:r>
       <w:r>
         <w:rPr>
@@ -24576,7 +26388,7 @@
           <w:sz w:val="17"/>
           <w:szCs w:val="17"/>
         </w:rPr>
-        <w:t xml:space="preserve">Tabella 15 — </w:t>
+        <w:t xml:space="preserve">Tabella 16 — </w:t>
       </w:r>
       <w:r>
         <w:rPr>
@@ -25808,7 +27620,7 @@
           <w:sz w:val="17"/>
           <w:szCs w:val="17"/>
         </w:rPr>
-        <w:t xml:space="preserve">Tabella 16 — </w:t>
+        <w:t xml:space="preserve">Tabella 17 — </w:t>
       </w:r>
       <w:r>
         <w:rPr>
